--- a/docs/Handbuch-DE.docx
+++ b/docs/Handbuch-DE.docx
@@ -11,7 +11,7 @@
       <w:r>
         <w:drawing>
           <wp:inline xmlns:wp="http://schemas.openxmlformats.org/drawingml/2006/wordprocessingDrawing" distT="0" distB="0" distL="0" distR="0">
-            <wp:extent cx="2200000" cy="1147826"/>
+            <wp:extent cx="2200000" cy="1134842"/>
             <wp:effectExtent l="0" t="0" r="0" b="0"/>
             <wp:docPr id="1001" name="Picture 1001"/>
             <wp:cNvGraphicFramePr/>
@@ -19,7 +19,7 @@
               <a:graphicData uri="http://schemas.openxmlformats.org/drawingml/2006/picture">
                 <pic:pic xmlns:pic="http://schemas.openxmlformats.org/drawingml/2006/picture">
                   <pic:nvPicPr>
-                    <pic:cNvPr id="1001" name="image46.jpeg"/>
+                    <pic:cNvPr id="1001" name="ormatic-logo.png"/>
                     <pic:cNvPicPr/>
                   </pic:nvPicPr>
                   <pic:blipFill>
@@ -31,7 +31,7 @@
                   <pic:spPr>
                     <a:xfrm>
                       <a:off x="0" y="0"/>
-                      <a:ext cx="2200000" cy="1147826"/>
+                      <a:ext cx="2200000" cy="1134842"/>
                     </a:xfrm>
                     <a:prstGeom prst="rect">
                       <a:avLst/>

--- a/docs/Handbuch-DE.docx
+++ b/docs/Handbuch-DE.docx
@@ -6,6 +6,8 @@
     <w:p/>
     <w:p>
       <w:pPr>
+        <w:keepNext/>
+        <w:spacing w:before="80" w:after="20"/>
         <w:jc w:val="center"/>
       </w:pPr>
       <w:r>
@@ -155,6 +157,9 @@
     <w:p>
       <w:pPr>
         <w:pStyle w:val="berschrift1"/>
+        <w:keepNext/>
+        <w:keepLines/>
+        <w:spacing w:before="200" w:after="80"/>
       </w:pPr>
       <w:r>
         <w:t xml:space="preserve">Inhaltsverzeichnis</w:t>
@@ -183,7 +188,9 @@
       </w:r>
     </w:p>
     <w:p>
-      <w:pPr/>
+      <w:pPr>
+        <w:spacing w:after="100" w:line="240" w:lineRule="auto"/>
+      </w:pPr>
       <w:r>
         <w:rPr>
           <w:b/>
@@ -194,49 +201,34 @@
     <w:p>
       <w:pPr>
         <w:pStyle w:val="berschrift1"/>
+        <w:keepNext/>
+        <w:keepLines/>
+        <w:spacing w:before="200" w:after="80"/>
       </w:pPr>
       <w:r>
         <w:t xml:space="preserve">Wozu dieses Programm dient</w:t>
       </w:r>
     </w:p>
     <w:p>
-      <w:pPr/>
-      <w:r>
-        <w:t xml:space="preserve">Zwei Historian-Server zeichnen dieselbe Anlage auf. Sie sollen denselben Datenbestand halten,</w:t>
-      </w:r>
-    </w:p>
-    <w:p>
-      <w:pPr/>
-      <w:r>
-        <w:t xml:space="preserve">tun es aber nicht immer: Ein Collector bleibt stehen, eine Netzwerkverbindung fällt aus, ein</w:t>
-      </w:r>
-    </w:p>
-    <w:p>
-      <w:pPr/>
-      <w:r>
-        <w:t xml:space="preserve">Server wird für Wartungsarbeiten neu gestartet. Dann hat ein Server Messwerte, die der andere</w:t>
-      </w:r>
-    </w:p>
-    <w:p>
-      <w:pPr/>
-      <w:r>
-        <w:t xml:space="preserve">nie erhalten hat.</w:t>
-      </w:r>
-    </w:p>
-    <w:p>
-      <w:pPr/>
-      <w:r>
-        <w:t xml:space="preserve">Dieses Programm findet diese Unterschiede und kopiert die fehlenden Messwerte von dem Server,</w:t>
-      </w:r>
-    </w:p>
-    <w:p>
-      <w:pPr/>
-      <w:r>
-        <w:t xml:space="preserve">der sie hat, auf den Server, dem sie fehlen.</w:t>
-      </w:r>
-    </w:p>
-    <w:p>
-      <w:pPr/>
+      <w:pPr>
+        <w:spacing w:after="100" w:line="240" w:lineRule="auto"/>
+      </w:pPr>
+      <w:r>
+        <w:t xml:space="preserve">Zwei Historian-Server zeichnen dieselbe Anlage auf. Sie sollen denselben Datenbestand halten, tun es aber nicht immer: Ein Collector bleibt stehen, eine Netzwerkverbindung fällt aus, ein Server wird für Wartungsarbeiten neu gestartet. Dann hat ein Server Messwerte, die der andere nie erhalten hat.</w:t>
+      </w:r>
+    </w:p>
+    <w:p>
+      <w:pPr>
+        <w:spacing w:after="100" w:line="240" w:lineRule="auto"/>
+      </w:pPr>
+      <w:r>
+        <w:t xml:space="preserve">Dieses Programm findet diese Unterschiede und kopiert die fehlenden Messwerte von dem Server, der sie hat, auf den Server, dem sie fehlen.</w:t>
+      </w:r>
+    </w:p>
+    <w:p>
+      <w:pPr>
+        <w:spacing w:after="100" w:line="240" w:lineRule="auto"/>
+      </w:pPr>
       <w:r>
         <w:rPr>
           <w:b/>
@@ -244,19 +236,7 @@
         <w:t xml:space="preserve">Was es nicht tut.</w:t>
       </w:r>
       <w:r>
-        <w:t xml:space="preserve"> Es erfindet keine Daten und legt keine Messstellen an. Es kopiert</w:t>
-      </w:r>
-    </w:p>
-    <w:p>
-      <w:pPr/>
-      <w:r>
-        <w:t xml:space="preserve">ausschließlich Messwerte, die auf einem der beiden Server tatsächlich vorhanden sind. Was kein</w:t>
-      </w:r>
-    </w:p>
-    <w:p>
-      <w:pPr/>
-      <w:r>
-        <w:t xml:space="preserve">Server aufgezeichnet hat, lässt sich nicht zurückholen.</w:t>
+        <w:t xml:space="preserve"> Es erfindet keine Daten und legt keine Messstellen an. Es kopiert ausschließlich Messwerte, die auf einem der beiden Server tatsächlich vorhanden sind. Was kein Server aufgezeichnet hat, lässt sich nicht zurückholen.</w:t>
       </w:r>
     </w:p>
     <w:p>
@@ -312,6 +292,9 @@
     <w:p>
       <w:pPr>
         <w:pStyle w:val="berschrift1"/>
+        <w:keepNext/>
+        <w:keepLines/>
+        <w:spacing w:before="200" w:after="80"/>
       </w:pPr>
       <w:r>
         <w:t xml:space="preserve">Begriffe in diesem Handbuch</w:t>
@@ -328,11 +311,12 @@
           <w:insideH w:val="single" w:sz="4" w:space="0" w:color="BFBFBF"/>
           <w:insideV w:val="single" w:sz="4" w:space="0" w:color="BFBFBF"/>
         </w:tblBorders>
+        <w:tblLayout w:type="fixed"/>
         <w:tblCellMar>
-          <w:top w:w="60" w:type="dxa"/>
-          <w:left w:w="90" w:type="dxa"/>
-          <w:bottom w:w="60" w:type="dxa"/>
-          <w:right w:w="90" w:type="dxa"/>
+          <w:top w:w="30" w:type="dxa"/>
+          <w:left w:w="70" w:type="dxa"/>
+          <w:bottom w:w="30" w:type="dxa"/>
+          <w:right w:w="70" w:type="dxa"/>
         </w:tblCellMar>
       </w:tblPr>
       <w:tblGrid>
@@ -350,13 +334,16 @@
           </w:tcPr>
           <w:p>
             <w:pPr>
+              <w:spacing w:before="0" w:after="0" w:line="240" w:lineRule="auto"/>
               <w:rPr>
                 <w:b/>
+                <w:sz w:val="17"/>
               </w:rPr>
             </w:pPr>
             <w:r>
               <w:rPr>
                 <w:b/>
+                <w:sz w:val="17"/>
               </w:rPr>
               <w:t xml:space="preserve">Begriff</w:t>
             </w:r>
@@ -369,13 +356,16 @@
           </w:tcPr>
           <w:p>
             <w:pPr>
+              <w:spacing w:before="0" w:after="0" w:line="240" w:lineRule="auto"/>
               <w:rPr>
                 <w:b/>
+                <w:sz w:val="17"/>
               </w:rPr>
             </w:pPr>
             <w:r>
               <w:rPr>
                 <w:b/>
+                <w:sz w:val="17"/>
               </w:rPr>
               <w:t xml:space="preserve">Bedeutung</w:t>
             </w:r>
@@ -388,6 +378,12 @@
             <w:tcW w:w="4535" w:type="dxa"/>
           </w:tcPr>
           <w:p>
+            <w:pPr>
+              <w:spacing w:before="0" w:after="0" w:line="240" w:lineRule="auto"/>
+              <w:rPr>
+                <w:sz w:val="17"/>
+              </w:rPr>
+            </w:pPr>
             <w:r>
               <w:rPr>
                 <w:b/>
@@ -401,8 +397,29 @@
             <w:tcW w:w="4535" w:type="dxa"/>
           </w:tcPr>
           <w:p>
+            <w:pPr>
+              <w:spacing w:before="0" w:after="0" w:line="240" w:lineRule="auto"/>
+              <w:rPr>
+                <w:sz w:val="17"/>
+              </w:rPr>
+            </w:pPr>
             <w:r>
-              <w:t xml:space="preserve">Ein Messwert der Anlage — eine Temperatur, ein Druck, ein Durchfluss. Im Historian heißen diese *Tags*.</w:t>
+              <w:rPr>
+                <w:sz w:val="17"/>
+              </w:rPr>
+              <w:t xml:space="preserve">Ein Messwert der Anlage — eine Temperatur, ein Druck, ein Durchfluss. Im Historian heißen diese </w:t>
+            </w:r>
+            <w:r>
+              <w:rPr>
+                <w:i/>
+              </w:rPr>
+              <w:t xml:space="preserve">Tags</w:t>
+            </w:r>
+            <w:r>
+              <w:rPr>
+                <w:sz w:val="17"/>
+              </w:rPr>
+              <w:t xml:space="preserve">.</w:t>
             </w:r>
           </w:p>
         </w:tc>
@@ -413,6 +430,12 @@
             <w:tcW w:w="4535" w:type="dxa"/>
           </w:tcPr>
           <w:p>
+            <w:pPr>
+              <w:spacing w:before="0" w:after="0" w:line="240" w:lineRule="auto"/>
+              <w:rPr>
+                <w:sz w:val="17"/>
+              </w:rPr>
+            </w:pPr>
             <w:r>
               <w:rPr>
                 <w:b/>
@@ -426,8 +449,29 @@
             <w:tcW w:w="4535" w:type="dxa"/>
           </w:tcPr>
           <w:p>
+            <w:pPr>
+              <w:spacing w:before="0" w:after="0" w:line="240" w:lineRule="auto"/>
+              <w:rPr>
+                <w:sz w:val="17"/>
+              </w:rPr>
+            </w:pPr>
             <w:r>
-              <w:t xml:space="preserve">Ein aufgezeichneter Wert einer Messstelle mit dem Zeitpunkt der Aufzeichnung. Im Historian *Samples*.</w:t>
+              <w:rPr>
+                <w:sz w:val="17"/>
+              </w:rPr>
+              <w:t xml:space="preserve">Ein aufgezeichneter Wert einer Messstelle mit dem Zeitpunkt der Aufzeichnung. Im Historian </w:t>
+            </w:r>
+            <w:r>
+              <w:rPr>
+                <w:i/>
+              </w:rPr>
+              <w:t xml:space="preserve">Samples</w:t>
+            </w:r>
+            <w:r>
+              <w:rPr>
+                <w:sz w:val="17"/>
+              </w:rPr>
+              <w:t xml:space="preserve">.</w:t>
             </w:r>
           </w:p>
         </w:tc>
@@ -438,6 +482,12 @@
             <w:tcW w:w="4535" w:type="dxa"/>
           </w:tcPr>
           <w:p>
+            <w:pPr>
+              <w:spacing w:before="0" w:after="0" w:line="240" w:lineRule="auto"/>
+              <w:rPr>
+                <w:sz w:val="17"/>
+              </w:rPr>
+            </w:pPr>
             <w:r>
               <w:rPr>
                 <w:b/>
@@ -451,7 +501,16 @@
             <w:tcW w:w="4535" w:type="dxa"/>
           </w:tcPr>
           <w:p>
+            <w:pPr>
+              <w:spacing w:before="0" w:after="0" w:line="240" w:lineRule="auto"/>
+              <w:rPr>
+                <w:sz w:val="17"/>
+              </w:rPr>
+            </w:pPr>
             <w:r>
+              <w:rPr>
+                <w:sz w:val="17"/>
+              </w:rPr>
               <w:t xml:space="preserve">Der Historian, den Sie im ersten Feld eintragen. In der Regel der primäre Anlagenserver.</w:t>
             </w:r>
           </w:p>
@@ -463,6 +522,12 @@
             <w:tcW w:w="4535" w:type="dxa"/>
           </w:tcPr>
           <w:p>
+            <w:pPr>
+              <w:spacing w:before="0" w:after="0" w:line="240" w:lineRule="auto"/>
+              <w:rPr>
+                <w:sz w:val="17"/>
+              </w:rPr>
+            </w:pPr>
             <w:r>
               <w:rPr>
                 <w:b/>
@@ -476,7 +541,16 @@
             <w:tcW w:w="4535" w:type="dxa"/>
           </w:tcPr>
           <w:p>
+            <w:pPr>
+              <w:spacing w:before="0" w:after="0" w:line="240" w:lineRule="auto"/>
+              <w:rPr>
+                <w:sz w:val="17"/>
+              </w:rPr>
+            </w:pPr>
             <w:r>
+              <w:rPr>
+                <w:sz w:val="17"/>
+              </w:rPr>
               <w:t xml:space="preserve">Der zweite Historian mit der redundanten Kopie.</w:t>
             </w:r>
           </w:p>
@@ -488,6 +562,12 @@
             <w:tcW w:w="4535" w:type="dxa"/>
           </w:tcPr>
           <w:p>
+            <w:pPr>
+              <w:spacing w:before="0" w:after="0" w:line="240" w:lineRule="auto"/>
+              <w:rPr>
+                <w:sz w:val="17"/>
+              </w:rPr>
+            </w:pPr>
             <w:r>
               <w:rPr>
                 <w:b/>
@@ -501,8 +581,29 @@
             <w:tcW w:w="4535" w:type="dxa"/>
           </w:tcPr>
           <w:p>
+            <w:pPr>
+              <w:spacing w:before="0" w:after="0" w:line="240" w:lineRule="auto"/>
+              <w:rPr>
+                <w:sz w:val="17"/>
+              </w:rPr>
+            </w:pPr>
             <w:r>
-              <w:t xml:space="preserve">Wie viel von allem, was für diese Messstelle aufgezeichnet wurde, *dieser* Server hält — gemessen am jeweils anderen Server. Siehe Kapitel 6.</w:t>
+              <w:rPr>
+                <w:sz w:val="17"/>
+              </w:rPr>
+              <w:t xml:space="preserve">Wie viel von allem, was für diese Messstelle aufgezeichnet wurde, </w:t>
+            </w:r>
+            <w:r>
+              <w:rPr>
+                <w:i/>
+              </w:rPr>
+              <w:t xml:space="preserve">dieser</w:t>
+            </w:r>
+            <w:r>
+              <w:rPr>
+                <w:sz w:val="17"/>
+              </w:rPr>
+              <w:t xml:space="preserve"> Server hält — gemessen am jeweils anderen Server. Siehe Kapitel 6.</w:t>
             </w:r>
           </w:p>
         </w:tc>
@@ -513,6 +614,12 @@
             <w:tcW w:w="4535" w:type="dxa"/>
           </w:tcPr>
           <w:p>
+            <w:pPr>
+              <w:spacing w:before="0" w:after="0" w:line="240" w:lineRule="auto"/>
+              <w:rPr>
+                <w:sz w:val="17"/>
+              </w:rPr>
+            </w:pPr>
             <w:r>
               <w:rPr>
                 <w:b/>
@@ -526,7 +633,16 @@
             <w:tcW w:w="4535" w:type="dxa"/>
           </w:tcPr>
           <w:p>
+            <w:pPr>
+              <w:spacing w:before="0" w:after="0" w:line="240" w:lineRule="auto"/>
+              <w:rPr>
+                <w:sz w:val="17"/>
+              </w:rPr>
+            </w:pPr>
             <w:r>
+              <w:rPr>
+                <w:sz w:val="17"/>
+              </w:rPr>
               <w:t xml:space="preserve">Der betrachtete Zeitabschnitt, eingestellt über </w:t>
             </w:r>
             <w:r>
@@ -536,6 +652,9 @@
               <w:t xml:space="preserve">Von</w:t>
             </w:r>
             <w:r>
+              <w:rPr>
+                <w:sz w:val="17"/>
+              </w:rPr>
               <w:t xml:space="preserve"> und </w:t>
             </w:r>
             <w:r>
@@ -545,6 +664,9 @@
               <w:t xml:space="preserve">Bis</w:t>
             </w:r>
             <w:r>
+              <w:rPr>
+                <w:sz w:val="17"/>
+              </w:rPr>
               <w:t xml:space="preserve">. Alle Angaben auf dem Bildschirm beziehen sich ausschließlich darauf.</w:t>
             </w:r>
           </w:p>
@@ -556,6 +678,12 @@
             <w:tcW w:w="4535" w:type="dxa"/>
           </w:tcPr>
           <w:p>
+            <w:pPr>
+              <w:spacing w:before="0" w:after="0" w:line="240" w:lineRule="auto"/>
+              <w:rPr>
+                <w:sz w:val="17"/>
+              </w:rPr>
+            </w:pPr>
             <w:r>
               <w:rPr>
                 <w:b/>
@@ -569,7 +697,16 @@
             <w:tcW w:w="4535" w:type="dxa"/>
           </w:tcPr>
           <w:p>
+            <w:pPr>
+              <w:spacing w:before="0" w:after="0" w:line="240" w:lineRule="auto"/>
+              <w:rPr>
+                <w:sz w:val="17"/>
+              </w:rPr>
+            </w:pPr>
             <w:r>
+              <w:rPr>
+                <w:sz w:val="17"/>
+              </w:rPr>
               <w:t xml:space="preserve">Messwerte, die einem Server fehlen, von dem Server kopieren, der sie hat.</w:t>
             </w:r>
           </w:p>
@@ -581,6 +718,12 @@
             <w:tcW w:w="4535" w:type="dxa"/>
           </w:tcPr>
           <w:p>
+            <w:pPr>
+              <w:spacing w:before="0" w:after="0" w:line="240" w:lineRule="auto"/>
+              <w:rPr>
+                <w:sz w:val="17"/>
+              </w:rPr>
+            </w:pPr>
             <w:r>
               <w:rPr>
                 <w:b/>
@@ -594,7 +737,16 @@
             <w:tcW w:w="4535" w:type="dxa"/>
           </w:tcPr>
           <w:p>
+            <w:pPr>
+              <w:spacing w:before="0" w:after="0" w:line="240" w:lineRule="auto"/>
+              <w:rPr>
+                <w:sz w:val="17"/>
+              </w:rPr>
+            </w:pPr>
             <w:r>
+              <w:rPr>
+                <w:sz w:val="17"/>
+              </w:rPr>
               <w:t xml:space="preserve">Die Aufzeichnung aller durchgeführten Wiederherstellungen — und der Weg, eine davon rückgängig zu machen.</w:t>
             </w:r>
           </w:p>
@@ -606,6 +758,12 @@
             <w:tcW w:w="4535" w:type="dxa"/>
           </w:tcPr>
           <w:p>
+            <w:pPr>
+              <w:spacing w:before="0" w:after="0" w:line="240" w:lineRule="auto"/>
+              <w:rPr>
+                <w:sz w:val="17"/>
+              </w:rPr>
+            </w:pPr>
             <w:r>
               <w:rPr>
                 <w:b/>
@@ -619,7 +777,16 @@
             <w:tcW w:w="4535" w:type="dxa"/>
           </w:tcPr>
           <w:p>
+            <w:pPr>
+              <w:spacing w:before="0" w:after="0" w:line="240" w:lineRule="auto"/>
+              <w:rPr>
+                <w:sz w:val="17"/>
+              </w:rPr>
+            </w:pPr>
             <w:r>
+              <w:rPr>
+                <w:sz w:val="17"/>
+              </w:rPr>
               <w:t xml:space="preserve">Eine unbeaufsichtigte Wiederherstellung, die nach Zeitplan ohne Aufsicht läuft.</w:t>
             </w:r>
           </w:p>
@@ -630,13 +797,18 @@
     <w:p>
       <w:pPr>
         <w:pStyle w:val="berschrift1"/>
+        <w:keepNext/>
+        <w:keepLines/>
+        <w:spacing w:before="200" w:after="80"/>
       </w:pPr>
       <w:r>
         <w:t xml:space="preserve">Voraussetzungen</w:t>
       </w:r>
     </w:p>
     <w:p>
-      <w:pPr/>
+      <w:pPr>
+        <w:spacing w:after="100" w:line="240" w:lineRule="auto"/>
+      </w:pPr>
       <w:r>
         <w:rPr>
           <w:b/>
@@ -690,7 +862,9 @@
       </w:r>
     </w:p>
     <w:p>
-      <w:pPr/>
+      <w:pPr>
+        <w:spacing w:after="100" w:line="240" w:lineRule="auto"/>
+      </w:pPr>
       <w:r>
         <w:rPr>
           <w:b/>
@@ -732,10 +906,9 @@
       </w:r>
     </w:p>
     <w:p>
-      <w:pPr/>
-      <w:r>
-        <w:t xml:space="preserve">  </w:t>
-      </w:r>
+      <w:pPr>
+        <w:spacing w:after="100" w:line="240" w:lineRule="auto"/>
+      </w:pPr>
       <w:r>
         <w:rPr>
           <w:b/>
@@ -747,7 +920,9 @@
       </w:r>
     </w:p>
     <w:p>
-      <w:pPr/>
+      <w:pPr>
+        <w:spacing w:after="100" w:line="240" w:lineRule="auto"/>
+      </w:pPr>
       <w:r>
         <w:rPr>
           <w:b/>
@@ -755,18 +930,15 @@
         <w:t xml:space="preserve">Nicht erforderlich</w:t>
       </w:r>
       <w:r>
-        <w:t xml:space="preserve"> ist der installierte Proficy-Historian-Client. Die eine benötigte Datei</w:t>
-      </w:r>
-    </w:p>
-    <w:p>
-      <w:pPr/>
-      <w:r>
-        <w:t xml:space="preserve">daraus wird zusammen mit dem Programm ausgeliefert.</w:t>
+        <w:t xml:space="preserve"> ist der installierte Proficy-Historian-Client. Die eine benötigte Datei daraus wird zusammen mit dem Programm ausgeliefert.</w:t>
       </w:r>
     </w:p>
     <w:p>
       <w:pPr>
         <w:pStyle w:val="berschrift1"/>
+        <w:keepNext/>
+        <w:keepLines/>
+        <w:spacing w:before="200" w:after="80"/>
       </w:pPr>
       <w:r>
         <w:t xml:space="preserve">Installation und erster Start</w:t>
@@ -782,9 +954,11 @@
       </w:r>
     </w:p>
     <w:p>
-      <w:pPr/>
-      <w:r>
-        <w:t xml:space="preserve">   Beispiel </w:t>
+      <w:pPr>
+        <w:spacing w:after="100" w:line="240" w:lineRule="auto"/>
+      </w:pPr>
+      <w:r>
+        <w:t xml:space="preserve">Beispiel </w:t>
       </w:r>
       <w:r>
         <w:rPr>
@@ -813,13 +987,7 @@
         <w:t xml:space="preserve">C:\Programme</w:t>
       </w:r>
       <w:r>
-        <w:t xml:space="preserve">: Das Programm legt seine</w:t>
-      </w:r>
-    </w:p>
-    <w:p>
-      <w:pPr/>
-      <w:r>
-        <w:t xml:space="preserve">   Reparaturaufzeichnung neben sich ab, und dieser Ordner ist für normale Benutzer schreibgeschützt.</w:t>
+        <w:t xml:space="preserve">: Das Programm legt seine Reparaturaufzeichnung neben sich ab, und dieser Ordner ist für normale Benutzer schreibgeschützt.</w:t>
       </w:r>
     </w:p>
     <w:p>
@@ -851,9 +1019,11 @@
       </w:r>
     </w:p>
     <w:p>
-      <w:pPr/>
-      <w:r>
-        <w:t xml:space="preserve">   5.1) und klicken Sie auf </w:t>
+      <w:pPr>
+        <w:spacing w:after="100" w:line="240" w:lineRule="auto"/>
+      </w:pPr>
+      <w:r>
+        <w:t xml:space="preserve">5.1) und klicken Sie auf </w:t>
       </w:r>
       <w:r>
         <w:rPr>
@@ -866,19 +1036,17 @@
       </w:r>
     </w:p>
     <w:p>
-      <w:pPr/>
-      <w:r>
-        <w:t xml:space="preserve">Nach der ersten erfolgreichen Verbindung werden die Adressen gespeichert; das Programm verbindet</w:t>
-      </w:r>
-    </w:p>
-    <w:p>
-      <w:pPr/>
-      <w:r>
-        <w:t xml:space="preserve">sich beim nächsten Start selbstständig.</w:t>
-      </w:r>
-    </w:p>
-    <w:p>
-      <w:pPr/>
+      <w:pPr>
+        <w:spacing w:after="100" w:line="240" w:lineRule="auto"/>
+      </w:pPr>
+      <w:r>
+        <w:t xml:space="preserve">Nach der ersten erfolgreichen Verbindung werden die Adressen gespeichert; das Programm verbindet sich beim nächsten Start selbstständig.</w:t>
+      </w:r>
+    </w:p>
+    <w:p>
+      <w:pPr>
+        <w:spacing w:after="100" w:line="240" w:lineRule="auto"/>
+      </w:pPr>
       <w:r>
         <w:rPr>
           <w:b/>
@@ -897,11 +1065,12 @@
           <w:insideH w:val="single" w:sz="4" w:space="0" w:color="BFBFBF"/>
           <w:insideV w:val="single" w:sz="4" w:space="0" w:color="BFBFBF"/>
         </w:tblBorders>
+        <w:tblLayout w:type="fixed"/>
         <w:tblCellMar>
-          <w:top w:w="60" w:type="dxa"/>
-          <w:left w:w="90" w:type="dxa"/>
-          <w:bottom w:w="60" w:type="dxa"/>
-          <w:right w:w="90" w:type="dxa"/>
+          <w:top w:w="30" w:type="dxa"/>
+          <w:left w:w="70" w:type="dxa"/>
+          <w:bottom w:w="30" w:type="dxa"/>
+          <w:right w:w="70" w:type="dxa"/>
         </w:tblCellMar>
       </w:tblPr>
       <w:tblGrid>
@@ -919,13 +1088,16 @@
           </w:tcPr>
           <w:p>
             <w:pPr>
+              <w:spacing w:before="0" w:after="0" w:line="240" w:lineRule="auto"/>
               <w:rPr>
                 <w:b/>
+                <w:sz w:val="17"/>
               </w:rPr>
             </w:pPr>
             <w:r>
               <w:rPr>
                 <w:b/>
+                <w:sz w:val="17"/>
               </w:rPr>
               <w:t xml:space="preserve">Datei</w:t>
             </w:r>
@@ -938,13 +1110,16 @@
           </w:tcPr>
           <w:p>
             <w:pPr>
+              <w:spacing w:before="0" w:after="0" w:line="240" w:lineRule="auto"/>
               <w:rPr>
                 <w:b/>
+                <w:sz w:val="17"/>
               </w:rPr>
             </w:pPr>
             <w:r>
               <w:rPr>
                 <w:b/>
+                <w:sz w:val="17"/>
               </w:rPr>
               <w:t xml:space="preserve">Zweck</w:t>
             </w:r>
@@ -957,6 +1132,12 @@
             <w:tcW w:w="4535" w:type="dxa"/>
           </w:tcPr>
           <w:p>
+            <w:pPr>
+              <w:spacing w:before="0" w:after="0" w:line="240" w:lineRule="auto"/>
+              <w:rPr>
+                <w:sz w:val="17"/>
+              </w:rPr>
+            </w:pPr>
             <w:r>
               <w:rPr>
                 <w:rFonts w:ascii="Consolas" w:hAnsi="Consolas"/>
@@ -971,7 +1152,16 @@
             <w:tcW w:w="4535" w:type="dxa"/>
           </w:tcPr>
           <w:p>
+            <w:pPr>
+              <w:spacing w:before="0" w:after="0" w:line="240" w:lineRule="auto"/>
+              <w:rPr>
+                <w:sz w:val="17"/>
+              </w:rPr>
+            </w:pPr>
             <w:r>
+              <w:rPr>
+                <w:sz w:val="17"/>
+              </w:rPr>
               <w:t xml:space="preserve">Das Programm</w:t>
             </w:r>
           </w:p>
@@ -983,6 +1173,12 @@
             <w:tcW w:w="4535" w:type="dxa"/>
           </w:tcPr>
           <w:p>
+            <w:pPr>
+              <w:spacing w:before="0" w:after="0" w:line="240" w:lineRule="auto"/>
+              <w:rPr>
+                <w:sz w:val="17"/>
+              </w:rPr>
+            </w:pPr>
             <w:r>
               <w:rPr>
                 <w:rFonts w:ascii="Consolas" w:hAnsi="Consolas"/>
@@ -997,7 +1193,16 @@
             <w:tcW w:w="4535" w:type="dxa"/>
           </w:tcPr>
           <w:p>
+            <w:pPr>
+              <w:spacing w:before="0" w:after="0" w:line="240" w:lineRule="auto"/>
+              <w:rPr>
+                <w:sz w:val="17"/>
+              </w:rPr>
+            </w:pPr>
             <w:r>
+              <w:rPr>
+                <w:sz w:val="17"/>
+              </w:rPr>
               <w:t xml:space="preserve">Einstellungen, inkl. optionaler Anmeldedaten (siehe 8)</w:t>
             </w:r>
           </w:p>
@@ -1009,6 +1214,12 @@
             <w:tcW w:w="4535" w:type="dxa"/>
           </w:tcPr>
           <w:p>
+            <w:pPr>
+              <w:spacing w:before="0" w:after="0" w:line="240" w:lineRule="auto"/>
+              <w:rPr>
+                <w:sz w:val="17"/>
+              </w:rPr>
+            </w:pPr>
             <w:r>
               <w:rPr>
                 <w:rFonts w:ascii="Consolas" w:hAnsi="Consolas"/>
@@ -1023,7 +1234,16 @@
             <w:tcW w:w="4535" w:type="dxa"/>
           </w:tcPr>
           <w:p>
+            <w:pPr>
+              <w:spacing w:before="0" w:after="0" w:line="240" w:lineRule="auto"/>
+              <w:rPr>
+                <w:sz w:val="17"/>
+              </w:rPr>
+            </w:pPr>
             <w:r>
+              <w:rPr>
+                <w:sz w:val="17"/>
+              </w:rPr>
               <w:t xml:space="preserve">Die GE-Komponente für die Historian-Kommunikation</w:t>
             </w:r>
           </w:p>
@@ -1035,6 +1255,12 @@
             <w:tcW w:w="4535" w:type="dxa"/>
           </w:tcPr>
           <w:p>
+            <w:pPr>
+              <w:spacing w:before="0" w:after="0" w:line="240" w:lineRule="auto"/>
+              <w:rPr>
+                <w:sz w:val="17"/>
+              </w:rPr>
+            </w:pPr>
             <w:r>
               <w:rPr>
                 <w:rFonts w:ascii="Consolas" w:hAnsi="Consolas"/>
@@ -1049,7 +1275,16 @@
             <w:tcW w:w="4535" w:type="dxa"/>
           </w:tcPr>
           <w:p>
+            <w:pPr>
+              <w:spacing w:before="0" w:after="0" w:line="240" w:lineRule="auto"/>
+              <w:rPr>
+                <w:sz w:val="17"/>
+              </w:rPr>
+            </w:pPr>
             <w:r>
+              <w:rPr>
+                <w:sz w:val="17"/>
+              </w:rPr>
               <w:t xml:space="preserve">Wird bei der ersten Nutzung angelegt — siehe 8</w:t>
             </w:r>
           </w:p>
@@ -1060,21 +1295,20 @@
     <w:p>
       <w:pPr>
         <w:pStyle w:val="berschrift1"/>
+        <w:keepNext/>
+        <w:keepLines/>
+        <w:spacing w:before="200" w:after="80"/>
       </w:pPr>
       <w:r>
         <w:t xml:space="preserve">Das Fenster, Schritt für Schritt</w:t>
       </w:r>
     </w:p>
     <w:p>
-      <w:pPr/>
-      <w:r>
-        <w:t xml:space="preserve">Das Fenster besteht aus drei Spalten: links die Einstellungen, in der Mitte der Arbeitsbereich,</w:t>
-      </w:r>
-    </w:p>
-    <w:p>
-      <w:pPr/>
-      <w:r>
-        <w:t xml:space="preserve">rechts </w:t>
+      <w:pPr>
+        <w:spacing w:after="100" w:line="240" w:lineRule="auto"/>
+      </w:pPr>
+      <w:r>
+        <w:t xml:space="preserve">Das Fenster besteht aus drei Spalten: links die Einstellungen, in der Mitte der Arbeitsbereich, rechts </w:t>
       </w:r>
       <w:r>
         <w:rPr>
@@ -1088,6 +1322,8 @@
     </w:p>
     <w:p>
       <w:pPr>
+        <w:keepNext/>
+        <w:spacing w:before="80" w:after="20"/>
         <w:jc w:val="center"/>
       </w:pPr>
       <w:r>
@@ -1127,27 +1363,34 @@
       </w:r>
     </w:p>
     <w:p>
-      <w:pPr/>
-      <w:r>
-        <w:t xml:space="preserve">*Die Übersicht aller Messstellen. Dieses Beispiel läuft im Demonstrationsmodus — der gelbe</w:t>
-      </w:r>
-    </w:p>
-    <w:p>
-      <w:pPr/>
-      <w:r>
-        <w:t xml:space="preserve">Balken erscheint immer dann, wenn das Programm nicht mit einem echten Historian verbunden ist.*</w:t>
+      <w:pPr>
+        <w:spacing w:after="100" w:line="240" w:lineRule="auto"/>
+        <w:rPr>
+          <w:i/>
+        </w:rPr>
+      </w:pPr>
+      <w:r>
+        <w:rPr>
+          <w:i/>
+        </w:rPr>
+        <w:t xml:space="preserve">Die Übersicht aller Messstellen. Dieses Beispiel läuft im Demonstrationsmodus — der gelbe Balken erscheint immer dann, wenn das Programm nicht mit einem echten Historian verbunden ist.</w:t>
       </w:r>
     </w:p>
     <w:p>
       <w:pPr>
         <w:pStyle w:val="berschrift2"/>
+        <w:keepNext/>
+        <w:keepLines/>
+        <w:spacing w:before="200" w:after="80"/>
       </w:pPr>
       <w:r>
         <w:t xml:space="preserve">Verbindung zu den beiden Servern</w:t>
       </w:r>
     </w:p>
     <w:p>
-      <w:pPr/>
+      <w:pPr>
+        <w:spacing w:after="100" w:line="240" w:lineRule="auto"/>
+      </w:pPr>
       <w:r>
         <w:t xml:space="preserve">Tragen Sie die Server in die Felder </w:t>
       </w:r>
@@ -1167,13 +1410,7 @@
         <w:t xml:space="preserve">Spiegelserver</w:t>
       </w:r>
       <w:r>
-        <w:t xml:space="preserve"> ein. Alle folgenden</w:t>
-      </w:r>
-    </w:p>
-    <w:p>
-      <w:pPr/>
-      <w:r>
-        <w:t xml:space="preserve">Schreibweisen funktionieren:</w:t>
+        <w:t xml:space="preserve"> ein. Alle folgenden Schreibweisen funktionieren:</w:t>
       </w:r>
     </w:p>
     <w:tbl>
@@ -1187,11 +1424,12 @@
           <w:insideH w:val="single" w:sz="4" w:space="0" w:color="BFBFBF"/>
           <w:insideV w:val="single" w:sz="4" w:space="0" w:color="BFBFBF"/>
         </w:tblBorders>
+        <w:tblLayout w:type="fixed"/>
         <w:tblCellMar>
-          <w:top w:w="60" w:type="dxa"/>
-          <w:left w:w="90" w:type="dxa"/>
-          <w:bottom w:w="60" w:type="dxa"/>
-          <w:right w:w="90" w:type="dxa"/>
+          <w:top w:w="30" w:type="dxa"/>
+          <w:left w:w="70" w:type="dxa"/>
+          <w:bottom w:w="30" w:type="dxa"/>
+          <w:right w:w="70" w:type="dxa"/>
         </w:tblCellMar>
       </w:tblPr>
       <w:tblGrid>
@@ -1209,13 +1447,16 @@
           </w:tcPr>
           <w:p>
             <w:pPr>
+              <w:spacing w:before="0" w:after="0" w:line="240" w:lineRule="auto"/>
               <w:rPr>
                 <w:b/>
+                <w:sz w:val="17"/>
               </w:rPr>
             </w:pPr>
             <w:r>
               <w:rPr>
                 <w:b/>
+                <w:sz w:val="17"/>
               </w:rPr>
               <w:t xml:space="preserve">Eingabe</w:t>
             </w:r>
@@ -1228,13 +1469,16 @@
           </w:tcPr>
           <w:p>
             <w:pPr>
+              <w:spacing w:before="0" w:after="0" w:line="240" w:lineRule="auto"/>
               <w:rPr>
                 <w:b/>
+                <w:sz w:val="17"/>
               </w:rPr>
             </w:pPr>
             <w:r>
               <w:rPr>
                 <w:b/>
+                <w:sz w:val="17"/>
               </w:rPr>
               <w:t xml:space="preserve">Beispiel</w:t>
             </w:r>
@@ -1247,7 +1491,16 @@
             <w:tcW w:w="4535" w:type="dxa"/>
           </w:tcPr>
           <w:p>
+            <w:pPr>
+              <w:spacing w:before="0" w:after="0" w:line="240" w:lineRule="auto"/>
+              <w:rPr>
+                <w:sz w:val="17"/>
+              </w:rPr>
+            </w:pPr>
             <w:r>
+              <w:rPr>
+                <w:sz w:val="17"/>
+              </w:rPr>
               <w:t xml:space="preserve">Ein Rechnername</w:t>
             </w:r>
           </w:p>
@@ -1257,6 +1510,12 @@
             <w:tcW w:w="4535" w:type="dxa"/>
           </w:tcPr>
           <w:p>
+            <w:pPr>
+              <w:spacing w:before="0" w:after="0" w:line="240" w:lineRule="auto"/>
+              <w:rPr>
+                <w:sz w:val="17"/>
+              </w:rPr>
+            </w:pPr>
             <w:r>
               <w:rPr>
                 <w:rFonts w:ascii="Consolas" w:hAnsi="Consolas"/>
@@ -1273,7 +1532,16 @@
             <w:tcW w:w="4535" w:type="dxa"/>
           </w:tcPr>
           <w:p>
+            <w:pPr>
+              <w:spacing w:before="0" w:after="0" w:line="240" w:lineRule="auto"/>
+              <w:rPr>
+                <w:sz w:val="17"/>
+              </w:rPr>
+            </w:pPr>
             <w:r>
+              <w:rPr>
+                <w:sz w:val="17"/>
+              </w:rPr>
               <w:t xml:space="preserve">Rechnername mit Port</w:t>
             </w:r>
           </w:p>
@@ -1283,6 +1551,12 @@
             <w:tcW w:w="4535" w:type="dxa"/>
           </w:tcPr>
           <w:p>
+            <w:pPr>
+              <w:spacing w:before="0" w:after="0" w:line="240" w:lineRule="auto"/>
+              <w:rPr>
+                <w:sz w:val="17"/>
+              </w:rPr>
+            </w:pPr>
             <w:r>
               <w:rPr>
                 <w:rFonts w:ascii="Consolas" w:hAnsi="Consolas"/>
@@ -1299,7 +1573,16 @@
             <w:tcW w:w="4535" w:type="dxa"/>
           </w:tcPr>
           <w:p>
+            <w:pPr>
+              <w:spacing w:before="0" w:after="0" w:line="240" w:lineRule="auto"/>
+              <w:rPr>
+                <w:sz w:val="17"/>
+              </w:rPr>
+            </w:pPr>
             <w:r>
+              <w:rPr>
+                <w:sz w:val="17"/>
+              </w:rPr>
               <w:t xml:space="preserve">Eine IP-Adresse</w:t>
             </w:r>
           </w:p>
@@ -1309,6 +1592,12 @@
             <w:tcW w:w="4535" w:type="dxa"/>
           </w:tcPr>
           <w:p>
+            <w:pPr>
+              <w:spacing w:before="0" w:after="0" w:line="240" w:lineRule="auto"/>
+              <w:rPr>
+                <w:sz w:val="17"/>
+              </w:rPr>
+            </w:pPr>
             <w:r>
               <w:rPr>
                 <w:rFonts w:ascii="Consolas" w:hAnsi="Consolas"/>
@@ -1325,7 +1614,16 @@
             <w:tcW w:w="4535" w:type="dxa"/>
           </w:tcPr>
           <w:p>
+            <w:pPr>
+              <w:spacing w:before="0" w:after="0" w:line="240" w:lineRule="auto"/>
+              <w:rPr>
+                <w:sz w:val="17"/>
+              </w:rPr>
+            </w:pPr>
             <w:r>
+              <w:rPr>
+                <w:sz w:val="17"/>
+              </w:rPr>
               <w:t xml:space="preserve">IP-Adresse mit Port</w:t>
             </w:r>
           </w:p>
@@ -1335,6 +1633,12 @@
             <w:tcW w:w="4535" w:type="dxa"/>
           </w:tcPr>
           <w:p>
+            <w:pPr>
+              <w:spacing w:before="0" w:after="0" w:line="240" w:lineRule="auto"/>
+              <w:rPr>
+                <w:sz w:val="17"/>
+              </w:rPr>
+            </w:pPr>
             <w:r>
               <w:rPr>
                 <w:rFonts w:ascii="Consolas" w:hAnsi="Consolas"/>
@@ -1348,7 +1652,9 @@
     </w:tbl>
     <w:p/>
     <w:p>
-      <w:pPr/>
+      <w:pPr>
+        <w:spacing w:after="100" w:line="240" w:lineRule="auto"/>
+      </w:pPr>
       <w:r>
         <w:t xml:space="preserve">Klicken Sie auf </w:t>
       </w:r>
@@ -1368,29 +1674,13 @@
         <w:t xml:space="preserve">Verbunden</w:t>
       </w:r>
       <w:r>
-        <w:t xml:space="preserve"> oder den Grund,</w:t>
-      </w:r>
-    </w:p>
-    <w:p>
-      <w:pPr/>
-      <w:r>
-        <w:t xml:space="preserve">warum die Verbindung nicht zustande kam. Gespeichert werden nur Adressen, mit denen die</w:t>
-      </w:r>
-    </w:p>
-    <w:p>
-      <w:pPr/>
-      <w:r>
-        <w:t xml:space="preserve">Verbindung tatsächlich funktioniert hat — eine vertippte Adresse wird Ihnen nie wieder</w:t>
-      </w:r>
-    </w:p>
-    <w:p>
-      <w:pPr/>
-      <w:r>
-        <w:t xml:space="preserve">angeboten.</w:t>
-      </w:r>
-    </w:p>
-    <w:p>
-      <w:pPr/>
+        <w:t xml:space="preserve"> oder den Grund, warum die Verbindung nicht zustande kam. Gespeichert werden nur Adressen, mit denen die Verbindung tatsächlich funktioniert hat — eine vertippte Adresse wird Ihnen nie wieder angeboten.</w:t>
+      </w:r>
+    </w:p>
+    <w:p>
+      <w:pPr>
+        <w:spacing w:after="100" w:line="240" w:lineRule="auto"/>
+      </w:pPr>
       <w:r>
         <w:rPr>
           <w:b/>
@@ -1398,25 +1688,16 @@
         <w:t xml:space="preserve">Wenn der Server eine Anmeldung verlangt.</w:t>
       </w:r>
       <w:r>
-        <w:t xml:space="preserve"> Die meisten Historian-Server lassen eine anonyme</w:t>
-      </w:r>
-    </w:p>
-    <w:p>
-      <w:pPr/>
-      <w:r>
-        <w:t xml:space="preserve">Verbindung nicht zu und antworten mit *„Der Server hat die Client-Anmeldeinformationen</w:t>
-      </w:r>
-    </w:p>
-    <w:p>
-      <w:pPr/>
-      <w:r>
-        <w:t xml:space="preserve">abgelehnt"*. Das ist kein Problem der Adresse — der Server wurde erreicht, er hat Sie nur nicht</w:t>
-      </w:r>
-    </w:p>
-    <w:p>
-      <w:pPr/>
-      <w:r>
-        <w:t xml:space="preserve">hereingelassen. Klicken Sie auf </w:t>
+        <w:t xml:space="preserve"> Die meisten Historian-Server lassen eine anonyme Verbindung nicht zu und antworten mit </w:t>
+      </w:r>
+      <w:r>
+        <w:rPr>
+          <w:i/>
+        </w:rPr>
+        <w:t xml:space="preserve">„Der Server hat die Client-Anmeldeinformationen abgelehnt"</w:t>
+      </w:r>
+      <w:r>
+        <w:t xml:space="preserve">. Das ist kein Problem der Adresse — der Server wurde erreicht, er hat Sie nur nicht hereingelassen. Klicken Sie auf </w:t>
       </w:r>
       <w:r>
         <w:rPr>
@@ -1425,17 +1706,13 @@
         <w:t xml:space="preserve">Anmeldung…</w:t>
       </w:r>
       <w:r>
-        <w:t xml:space="preserve">, tragen Sie Historian-Benutzername und Kennwort</w:t>
-      </w:r>
-    </w:p>
-    <w:p>
-      <w:pPr/>
-      <w:r>
-        <w:t xml:space="preserve">ein und verbinden Sie erneut. Für beide Server gilt dieselbe Anmeldung.</w:t>
-      </w:r>
-    </w:p>
-    <w:p>
-      <w:pPr>
+        <w:t xml:space="preserve">, tragen Sie Historian-Benutzername und Kennwort ein und verbinden Sie erneut. Für beide Server gilt dieselbe Anmeldung.</w:t>
+      </w:r>
+    </w:p>
+    <w:p>
+      <w:pPr>
+        <w:keepNext/>
+        <w:spacing w:before="80" w:after="20"/>
         <w:jc w:val="center"/>
       </w:pPr>
       <w:r>
@@ -1475,9 +1752,17 @@
       </w:r>
     </w:p>
     <w:p>
-      <w:pPr/>
-      <w:r>
-        <w:t xml:space="preserve">*Der Anmeldedialog: </w:t>
+      <w:pPr>
+        <w:spacing w:after="100" w:line="240" w:lineRule="auto"/>
+        <w:rPr>
+          <w:i/>
+        </w:rPr>
+      </w:pPr>
+      <w:r>
+        <w:rPr>
+          <w:i/>
+        </w:rPr>
+        <w:t xml:space="preserve">Der Anmeldedialog: </w:t>
       </w:r>
       <w:r>
         <w:rPr>
@@ -1486,6 +1771,9 @@
         <w:t xml:space="preserve">1</w:t>
       </w:r>
       <w:r>
+        <w:rPr>
+          <w:i/>
+        </w:rPr>
         <w:t xml:space="preserve"> Benutzername · </w:t>
       </w:r>
       <w:r>
@@ -1495,6 +1783,9 @@
         <w:t xml:space="preserve">2</w:t>
       </w:r>
       <w:r>
+        <w:rPr>
+          <w:i/>
+        </w:rPr>
         <w:t xml:space="preserve"> Kennwort · </w:t>
       </w:r>
       <w:r>
@@ -1504,13 +1795,10 @@
         <w:t xml:space="preserve">3</w:t>
       </w:r>
       <w:r>
-        <w:t xml:space="preserve"> anhaken, wenn der Spiegel ein</w:t>
-      </w:r>
-    </w:p>
-    <w:p>
-      <w:pPr/>
-      <w:r>
-        <w:t xml:space="preserve">eigenes Konto benötigt · </w:t>
+        <w:rPr>
+          <w:i/>
+        </w:rPr>
+        <w:t xml:space="preserve"> anhaken, wenn der Spiegel ein eigenes Konto benötigt · </w:t>
       </w:r>
       <w:r>
         <w:rPr>
@@ -1519,6 +1807,9 @@
         <w:t xml:space="preserve">4</w:t>
       </w:r>
       <w:r>
+        <w:rPr>
+          <w:i/>
+        </w:rPr>
         <w:t xml:space="preserve"> auf diesem PC merken · </w:t>
       </w:r>
       <w:r>
@@ -1528,11 +1819,16 @@
         <w:t xml:space="preserve">5</w:t>
       </w:r>
       <w:r>
-        <w:t xml:space="preserve"> speichern und verbinden.*</w:t>
-      </w:r>
-    </w:p>
-    <w:p>
-      <w:pPr/>
+        <w:rPr>
+          <w:i/>
+        </w:rPr>
+        <w:t xml:space="preserve"> speichern und verbinden.</w:t>
+      </w:r>
+    </w:p>
+    <w:p>
+      <w:pPr>
+        <w:spacing w:after="100" w:line="240" w:lineRule="auto"/>
+      </w:pPr>
       <w:r>
         <w:rPr>
           <w:b/>
@@ -1540,29 +1836,22 @@
         <w:t xml:space="preserve">Wenn die beiden Server unterschiedliche Konten haben.</w:t>
       </w:r>
       <w:r>
-        <w:t xml:space="preserve"> Ein redundantes Paar wird häufig</w:t>
-      </w:r>
-    </w:p>
-    <w:p>
-      <w:pPr/>
-      <w:r>
-        <w:t xml:space="preserve">getrennt verwaltet, und der Spiegel kann in einer anderen Domäne stehen. Haken Sie **Der Spiegel</w:t>
-      </w:r>
-    </w:p>
-    <w:p>
-      <w:pPr/>
-      <w:r>
-        <w:t xml:space="preserve">verwendet eine andere Anmeldung** an — dann erscheinen Benutzername und Kennwort für den Spiegel</w:t>
-      </w:r>
-    </w:p>
-    <w:p>
-      <w:pPr/>
-      <w:r>
-        <w:t xml:space="preserve">gesondert.</w:t>
-      </w:r>
-    </w:p>
-    <w:p>
-      <w:pPr>
+        <w:t xml:space="preserve"> Ein redundantes Paar wird häufig getrennt verwaltet, und der Spiegel kann in einer anderen Domäne stehen. Haken Sie </w:t>
+      </w:r>
+      <w:r>
+        <w:rPr>
+          <w:b/>
+        </w:rPr>
+        <w:t xml:space="preserve">Der Spiegel verwendet eine andere Anmeldung</w:t>
+      </w:r>
+      <w:r>
+        <w:t xml:space="preserve"> an — dann erscheinen Benutzername und Kennwort für den Spiegel gesondert.</w:t>
+      </w:r>
+    </w:p>
+    <w:p>
+      <w:pPr>
+        <w:keepNext/>
+        <w:spacing w:before="80" w:after="20"/>
         <w:jc w:val="center"/>
       </w:pPr>
       <w:r>
@@ -1603,6 +1892,7 @@
     </w:p>
     <w:p>
       <w:pPr>
+        <w:spacing w:after="100" w:line="240" w:lineRule="auto"/>
         <w:rPr>
           <w:i/>
         </w:rPr>
@@ -1627,7 +1917,9 @@
       </w:r>
     </w:p>
     <w:p>
-      <w:pPr/>
+      <w:pPr>
+        <w:spacing w:after="100" w:line="240" w:lineRule="auto"/>
+      </w:pPr>
       <w:r>
         <w:t xml:space="preserve">Mit </w:t>
       </w:r>
@@ -1638,35 +1930,21 @@
         <w:t xml:space="preserve">Auf diesem PC merken</w:t>
       </w:r>
       <w:r>
-        <w:t xml:space="preserve"> entfällt die erneute Eingabe. Das Kennwort wird dann ausschließlich</w:t>
-      </w:r>
-    </w:p>
-    <w:p>
-      <w:pPr/>
-      <w:r>
-        <w:t xml:space="preserve">für Ihr Windows-Konto verschlüsselt gespeichert: Es ist für andere Benutzer und auf anderen</w:t>
-      </w:r>
-    </w:p>
-    <w:p>
-      <w:pPr/>
-      <w:r>
-        <w:t xml:space="preserve">Rechnern nicht lesbar und ist nie Bestandteil des ausgelieferten Programmordners.</w:t>
-      </w:r>
-    </w:p>
-    <w:p>
-      <w:pPr/>
-      <w:r>
-        <w:t xml:space="preserve">Bleiben beide Felder leer, wird die Verbindung mit Ihrem Windows-Konto aufgebaut — das ist die</w:t>
-      </w:r>
-    </w:p>
-    <w:p>
-      <w:pPr/>
-      <w:r>
-        <w:t xml:space="preserve">richtige Wahl, wenn das Programm auf dem Historian-Rechner selbst läuft.</w:t>
-      </w:r>
-    </w:p>
-    <w:p>
-      <w:pPr/>
+        <w:t xml:space="preserve"> entfällt die erneute Eingabe. Das Kennwort wird dann ausschließlich für Ihr Windows-Konto verschlüsselt gespeichert: Es ist für andere Benutzer und auf anderen Rechnern nicht lesbar und ist nie Bestandteil des ausgelieferten Programmordners.</w:t>
+      </w:r>
+    </w:p>
+    <w:p>
+      <w:pPr>
+        <w:spacing w:after="100" w:line="240" w:lineRule="auto"/>
+      </w:pPr>
+      <w:r>
+        <w:t xml:space="preserve">Bleiben beide Felder leer, wird die Verbindung mit Ihrem Windows-Konto aufgebaut — das ist die richtige Wahl, wenn das Programm auf dem Historian-Rechner selbst läuft.</w:t>
+      </w:r>
+    </w:p>
+    <w:p>
+      <w:pPr>
+        <w:spacing w:after="100" w:line="240" w:lineRule="auto"/>
+      </w:pPr>
       <w:r>
         <w:t xml:space="preserve">Wird die Anmeldung abgelehnt, bietet das Programm diesen Dialog automatisch an.</w:t>
       </w:r>
@@ -1674,13 +1952,18 @@
     <w:p>
       <w:pPr>
         <w:pStyle w:val="berschrift2"/>
+        <w:keepNext/>
+        <w:keepLines/>
+        <w:spacing w:before="200" w:after="80"/>
       </w:pPr>
       <w:r>
         <w:t xml:space="preserve">Zeitraum wählen</w:t>
       </w:r>
     </w:p>
     <w:p>
-      <w:pPr/>
+      <w:pPr>
+        <w:spacing w:after="100" w:line="240" w:lineRule="auto"/>
+      </w:pPr>
       <w:r>
         <w:rPr>
           <w:b/>
@@ -1697,17 +1980,13 @@
         <w:t xml:space="preserve">Bis</w:t>
       </w:r>
       <w:r>
-        <w:t xml:space="preserve"> bestimmen den untersuchten Zeitraum. Alle weiteren Angaben auf dem</w:t>
-      </w:r>
-    </w:p>
-    <w:p>
-      <w:pPr/>
-      <w:r>
-        <w:t xml:space="preserve">Bildschirm beziehen sich auf genau diesen Zeitraum und auf nichts außerhalb davon.</w:t>
-      </w:r>
-    </w:p>
-    <w:p>
-      <w:pPr/>
+        <w:t xml:space="preserve"> bestimmen den untersuchten Zeitraum. Alle weiteren Angaben auf dem Bildschirm beziehen sich auf genau diesen Zeitraum und auf nichts außerhalb davon.</w:t>
+      </w:r>
+    </w:p>
+    <w:p>
+      <w:pPr>
+        <w:spacing w:after="100" w:line="240" w:lineRule="auto"/>
+      </w:pPr>
       <w:r>
         <w:t xml:space="preserve">Die Schaltflächen darunter springen zu gängigen Zeiträumen: </w:t>
       </w:r>
@@ -1722,7 +2001,9 @@
       </w:r>
     </w:p>
     <w:p>
-      <w:pPr/>
+      <w:pPr>
+        <w:spacing w:after="100" w:line="240" w:lineRule="auto"/>
+      </w:pPr>
       <w:r>
         <w:t xml:space="preserve">Eine Änderung der Datumsangaben startet </w:t>
       </w:r>
@@ -1733,13 +2014,7 @@
         <w:t xml:space="preserve">keine</w:t>
       </w:r>
       <w:r>
-        <w:t xml:space="preserve"> Prüfung von selbst — Sie entscheiden, wann</w:t>
-      </w:r>
-    </w:p>
-    <w:p>
-      <w:pPr/>
-      <w:r>
-        <w:t xml:space="preserve">geprüft wird, über </w:t>
+        <w:t xml:space="preserve"> Prüfung von selbst — Sie entscheiden, wann geprüft wird, über </w:t>
       </w:r>
       <w:r>
         <w:rPr>
@@ -1748,13 +2023,7 @@
         <w:t xml:space="preserve">Auf fehlende Daten prüfen</w:t>
       </w:r>
       <w:r>
-        <w:t xml:space="preserve">. (Bei der Eingabe eines Datums löst jedes</w:t>
-      </w:r>
-    </w:p>
-    <w:p>
-      <w:pPr/>
-      <w:r>
-        <w:t xml:space="preserve">einzelne Feld eine Änderung aus; sonst würde bei jedem Tastendruck eine neue Prüfung starten.)</w:t>
+        <w:t xml:space="preserve">. (Bei der Eingabe eines Datums löst jedes einzelne Feld eine Änderung aus; sonst würde bei jedem Tastendruck eine neue Prüfung starten.)</w:t>
       </w:r>
     </w:p>
     <w:p>
@@ -1810,13 +2079,18 @@
     <w:p>
       <w:pPr>
         <w:pStyle w:val="berschrift2"/>
+        <w:keepNext/>
+        <w:keepLines/>
+        <w:spacing w:before="200" w:after="80"/>
       </w:pPr>
       <w:r>
         <w:t xml:space="preserve">Alle Messstellen</w:t>
       </w:r>
     </w:p>
     <w:p>
-      <w:pPr/>
+      <w:pPr>
+        <w:spacing w:after="100" w:line="240" w:lineRule="auto"/>
+      </w:pPr>
       <w:r>
         <w:t xml:space="preserve">Klicken Sie auf </w:t>
       </w:r>
@@ -1827,13 +2101,7 @@
         <w:t xml:space="preserve">Auf fehlende Daten prüfen</w:t>
       </w:r>
       <w:r>
-        <w:t xml:space="preserve">. Das Programm untersucht jede Messstelle, die auf</w:t>
-      </w:r>
-    </w:p>
-    <w:p>
-      <w:pPr/>
-      <w:r>
-        <w:t xml:space="preserve">beiden Servern vorhanden ist, und listet sie auf — </w:t>
+        <w:t xml:space="preserve">. Das Programm untersucht jede Messstelle, die auf beiden Servern vorhanden ist, und listet sie auf — </w:t>
       </w:r>
       <w:r>
         <w:rPr>
@@ -1846,15 +2114,11 @@
       </w:r>
     </w:p>
     <w:p>
-      <w:pPr/>
-      <w:r>
-        <w:t xml:space="preserve">Jede Zeile zeigt den Namen der Messstelle, je einen Balken pro Server und rechts, wie viele</w:t>
-      </w:r>
-    </w:p>
-    <w:p>
-      <w:pPr/>
-      <w:r>
-        <w:t xml:space="preserve">Messwerte sich zwischen den beiden Servern ungefähr unterscheiden.</w:t>
+      <w:pPr>
+        <w:spacing w:after="100" w:line="240" w:lineRule="auto"/>
+      </w:pPr>
+      <w:r>
+        <w:t xml:space="preserve">Jede Zeile zeigt den Namen der Messstelle, je einen Balken pro Server und rechts, wie viele Messwerte sich zwischen den beiden Servern ungefähr unterscheiden.</w:t>
       </w:r>
     </w:p>
     <w:tbl>
@@ -1868,11 +2132,12 @@
           <w:insideH w:val="single" w:sz="4" w:space="0" w:color="BFBFBF"/>
           <w:insideV w:val="single" w:sz="4" w:space="0" w:color="BFBFBF"/>
         </w:tblBorders>
+        <w:tblLayout w:type="fixed"/>
         <w:tblCellMar>
-          <w:top w:w="60" w:type="dxa"/>
-          <w:left w:w="90" w:type="dxa"/>
-          <w:bottom w:w="60" w:type="dxa"/>
-          <w:right w:w="90" w:type="dxa"/>
+          <w:top w:w="30" w:type="dxa"/>
+          <w:left w:w="70" w:type="dxa"/>
+          <w:bottom w:w="30" w:type="dxa"/>
+          <w:right w:w="70" w:type="dxa"/>
         </w:tblCellMar>
       </w:tblPr>
       <w:tblGrid>
@@ -1890,13 +2155,16 @@
           </w:tcPr>
           <w:p>
             <w:pPr>
+              <w:spacing w:before="0" w:after="0" w:line="240" w:lineRule="auto"/>
               <w:rPr>
                 <w:b/>
+                <w:sz w:val="17"/>
               </w:rPr>
             </w:pPr>
             <w:r>
               <w:rPr>
                 <w:b/>
+                <w:sz w:val="17"/>
               </w:rPr>
               <w:t xml:space="preserve">Anzeige</w:t>
             </w:r>
@@ -1909,13 +2177,16 @@
           </w:tcPr>
           <w:p>
             <w:pPr>
+              <w:spacing w:before="0" w:after="0" w:line="240" w:lineRule="auto"/>
               <w:rPr>
                 <w:b/>
+                <w:sz w:val="17"/>
               </w:rPr>
             </w:pPr>
             <w:r>
               <w:rPr>
                 <w:b/>
+                <w:sz w:val="17"/>
               </w:rPr>
               <w:t xml:space="preserve">Bedeutung</w:t>
             </w:r>
@@ -1928,7 +2199,16 @@
             <w:tcW w:w="4535" w:type="dxa"/>
           </w:tcPr>
           <w:p>
+            <w:pPr>
+              <w:spacing w:before="0" w:after="0" w:line="240" w:lineRule="auto"/>
+              <w:rPr>
+                <w:sz w:val="17"/>
+              </w:rPr>
+            </w:pPr>
             <w:r>
+              <w:rPr>
+                <w:sz w:val="17"/>
+              </w:rPr>
               <w:t xml:space="preserve">Grüner Balken</w:t>
             </w:r>
           </w:p>
@@ -1938,7 +2218,16 @@
             <w:tcW w:w="4535" w:type="dxa"/>
           </w:tcPr>
           <w:p>
+            <w:pPr>
+              <w:spacing w:before="0" w:after="0" w:line="240" w:lineRule="auto"/>
+              <w:rPr>
+                <w:sz w:val="17"/>
+              </w:rPr>
+            </w:pPr>
             <w:r>
+              <w:rPr>
+                <w:sz w:val="17"/>
+              </w:rPr>
               <w:t xml:space="preserve">Dieser Server hat die Messwerte</w:t>
             </w:r>
           </w:p>
@@ -1950,7 +2239,16 @@
             <w:tcW w:w="4535" w:type="dxa"/>
           </w:tcPr>
           <w:p>
+            <w:pPr>
+              <w:spacing w:before="0" w:after="0" w:line="240" w:lineRule="auto"/>
+              <w:rPr>
+                <w:sz w:val="17"/>
+              </w:rPr>
+            </w:pPr>
             <w:r>
+              <w:rPr>
+                <w:sz w:val="17"/>
+              </w:rPr>
               <w:t xml:space="preserve">Roter Abschnitt</w:t>
             </w:r>
           </w:p>
@@ -1960,7 +2258,16 @@
             <w:tcW w:w="4535" w:type="dxa"/>
           </w:tcPr>
           <w:p>
+            <w:pPr>
+              <w:spacing w:before="0" w:after="0" w:line="240" w:lineRule="auto"/>
+              <w:rPr>
+                <w:sz w:val="17"/>
+              </w:rPr>
+            </w:pPr>
             <w:r>
+              <w:rPr>
+                <w:sz w:val="17"/>
+              </w:rPr>
               <w:t xml:space="preserve">Hier fehlen Messwerte, die </w:t>
             </w:r>
             <w:r>
@@ -1970,6 +2277,9 @@
               <w:t xml:space="preserve">der andere Server hat</w:t>
             </w:r>
             <w:r>
+              <w:rPr>
+                <w:sz w:val="17"/>
+              </w:rPr>
               <w:t xml:space="preserve"> — diese sind wiederherstellbar</w:t>
             </w:r>
           </w:p>
@@ -1981,7 +2291,16 @@
             <w:tcW w:w="4535" w:type="dxa"/>
           </w:tcPr>
           <w:p>
+            <w:pPr>
+              <w:spacing w:before="0" w:after="0" w:line="240" w:lineRule="auto"/>
+              <w:rPr>
+                <w:sz w:val="17"/>
+              </w:rPr>
+            </w:pPr>
             <w:r>
+              <w:rPr>
+                <w:sz w:val="17"/>
+              </w:rPr>
               <w:t xml:space="preserve">Grauer Abschnitt</w:t>
             </w:r>
           </w:p>
@@ -1991,7 +2310,16 @@
             <w:tcW w:w="4535" w:type="dxa"/>
           </w:tcPr>
           <w:p>
+            <w:pPr>
+              <w:spacing w:before="0" w:after="0" w:line="240" w:lineRule="auto"/>
+              <w:rPr>
+                <w:sz w:val="17"/>
+              </w:rPr>
+            </w:pPr>
             <w:r>
+              <w:rPr>
+                <w:sz w:val="17"/>
+              </w:rPr>
               <w:t xml:space="preserve">Keiner der Server hat hier etwas aufgezeichnet — es gibt nichts zu kopieren</w:t>
             </w:r>
           </w:p>
@@ -2003,7 +2331,16 @@
             <w:tcW w:w="4535" w:type="dxa"/>
           </w:tcPr>
           <w:p>
+            <w:pPr>
+              <w:spacing w:before="0" w:after="0" w:line="240" w:lineRule="auto"/>
+              <w:rPr>
+                <w:sz w:val="17"/>
+              </w:rPr>
+            </w:pPr>
             <w:r>
+              <w:rPr>
+                <w:sz w:val="17"/>
+              </w:rPr>
               <w:t xml:space="preserve">„nicht auf diesem Server eingerichtet"</w:t>
             </w:r>
           </w:p>
@@ -2013,7 +2350,16 @@
             <w:tcW w:w="4535" w:type="dxa"/>
           </w:tcPr>
           <w:p>
+            <w:pPr>
+              <w:spacing w:before="0" w:after="0" w:line="240" w:lineRule="auto"/>
+              <w:rPr>
+                <w:sz w:val="17"/>
+              </w:rPr>
+            </w:pPr>
             <w:r>
+              <w:rPr>
+                <w:sz w:val="17"/>
+              </w:rPr>
               <w:t xml:space="preserve">Die Messstelle existiert dort überhaupt nicht. Das Programm kopiert Messwerte, es legt keine Messstellen an.</w:t>
             </w:r>
           </w:p>
@@ -2025,7 +2371,16 @@
             <w:tcW w:w="4535" w:type="dxa"/>
           </w:tcPr>
           <w:p>
+            <w:pPr>
+              <w:spacing w:before="0" w:after="0" w:line="240" w:lineRule="auto"/>
+              <w:rPr>
+                <w:sz w:val="17"/>
+              </w:rPr>
+            </w:pPr>
             <w:r>
+              <w:rPr>
+                <w:sz w:val="17"/>
+              </w:rPr>
               <w:t xml:space="preserve">„konnte nicht gelesen werden"</w:t>
             </w:r>
           </w:p>
@@ -2035,7 +2390,16 @@
             <w:tcW w:w="4535" w:type="dxa"/>
           </w:tcPr>
           <w:p>
+            <w:pPr>
+              <w:spacing w:before="0" w:after="0" w:line="240" w:lineRule="auto"/>
+              <w:rPr>
+                <w:sz w:val="17"/>
+              </w:rPr>
+            </w:pPr>
             <w:r>
+              <w:rPr>
+                <w:sz w:val="17"/>
+              </w:rPr>
               <w:t xml:space="preserve">Der Server hat für diese Messstelle nicht geantwortet. Das ist </w:t>
             </w:r>
             <w:r>
@@ -2045,6 +2409,9 @@
               <w:t xml:space="preserve">nicht</w:t>
             </w:r>
             <w:r>
+              <w:rPr>
+                <w:sz w:val="17"/>
+              </w:rPr>
               <w:t xml:space="preserve"> dasselbe wie „hält nichts" — siehe 7</w:t>
             </w:r>
           </w:p>
@@ -2053,15 +2420,11 @@
     </w:tbl>
     <w:p/>
     <w:p>
-      <w:pPr/>
-      <w:r>
-        <w:t xml:space="preserve">Die Zeile über der Liste fasst den Lauf zusammen: wie viele Messstellen geprüft wurden, wie</w:t>
-      </w:r>
-    </w:p>
-    <w:p>
-      <w:pPr/>
-      <w:r>
-        <w:t xml:space="preserve">viele Aufmerksamkeit brauchen, und wie viel Zeit ein Abschnitt der Balken darstellt.</w:t>
+      <w:pPr>
+        <w:spacing w:after="100" w:line="240" w:lineRule="auto"/>
+      </w:pPr>
+      <w:r>
+        <w:t xml:space="preserve">Die Zeile über der Liste fasst den Lauf zusammen: wie viele Messstellen geprüft wurden, wie viele Aufmerksamkeit brauchen, und wie viel Zeit ein Abschnitt der Balken darstellt.</w:t>
       </w:r>
     </w:p>
     <w:p>
@@ -2117,7 +2480,9 @@
       </w:r>
     </w:p>
     <w:p>
-      <w:pPr/>
+      <w:pPr>
+        <w:spacing w:after="100" w:line="240" w:lineRule="auto"/>
+      </w:pPr>
       <w:r>
         <w:t xml:space="preserve">Über das Feld </w:t>
       </w:r>
@@ -2128,33 +2493,26 @@
         <w:t xml:space="preserve">Suchen</w:t>
       </w:r>
       <w:r>
-        <w:t xml:space="preserve"> schränken Sie die Liste auf Messstellen ein, deren Name Ihre Eingabe</w:t>
-      </w:r>
-    </w:p>
-    <w:p>
-      <w:pPr/>
-      <w:r>
-        <w:t xml:space="preserve">enthält.</w:t>
+        <w:t xml:space="preserve"> schränken Sie die Liste auf Messstellen ein, deren Name Ihre Eingabe enthält.</w:t>
       </w:r>
     </w:p>
     <w:p>
       <w:pPr>
         <w:pStyle w:val="berschrift2"/>
+        <w:keepNext/>
+        <w:keepLines/>
+        <w:spacing w:before="200" w:after="80"/>
       </w:pPr>
       <w:r>
         <w:t xml:space="preserve">Eine einzelne Messstelle</w:t>
       </w:r>
     </w:p>
     <w:p>
-      <w:pPr/>
-      <w:r>
-        <w:t xml:space="preserve">Ein Klick auf eine Zeile öffnet die Messstelle. Sie sehen nun für diese Messstelle und diesen</w:t>
-      </w:r>
-    </w:p>
-    <w:p>
-      <w:pPr/>
-      <w:r>
-        <w:t xml:space="preserve">Zeitraum:</w:t>
+      <w:pPr>
+        <w:spacing w:after="100" w:line="240" w:lineRule="auto"/>
+      </w:pPr>
+      <w:r>
+        <w:t xml:space="preserve">Ein Klick auf eine Zeile öffnet die Messstelle. Sie sehen nun für diese Messstelle und diesen Zeitraum:</w:t>
       </w:r>
     </w:p>
     <w:p>
@@ -2179,9 +2537,11 @@
       </w:r>
     </w:p>
     <w:p>
-      <w:pPr/>
-      <w:r>
-        <w:t xml:space="preserve">  Unterschiede optisch übereinanderliegen</w:t>
+      <w:pPr>
+        <w:spacing w:after="100" w:line="240" w:lineRule="auto"/>
+      </w:pPr>
+      <w:r>
+        <w:t xml:space="preserve">Unterschiede optisch übereinanderliegen</w:t>
       </w:r>
     </w:p>
     <w:p>
@@ -2227,19 +2587,17 @@
       </w:r>
     </w:p>
     <w:p>
-      <w:pPr/>
-      <w:r>
-        <w:t xml:space="preserve">Die Farben entsprechen der Liste: Grün heißt, der Server hat die Daten; Rot heißt, der andere</w:t>
-      </w:r>
-    </w:p>
-    <w:p>
-      <w:pPr/>
-      <w:r>
-        <w:t xml:space="preserve">Server hat sie und dieser nicht; Grau heißt, keiner der beiden hat sie.</w:t>
-      </w:r>
-    </w:p>
-    <w:p>
-      <w:pPr/>
+      <w:pPr>
+        <w:spacing w:after="100" w:line="240" w:lineRule="auto"/>
+      </w:pPr>
+      <w:r>
+        <w:t xml:space="preserve">Die Farben entsprechen der Liste: Grün heißt, der Server hat die Daten; Rot heißt, der andere Server hat sie und dieser nicht; Grau heißt, keiner der beiden hat sie.</w:t>
+      </w:r>
+    </w:p>
+    <w:p>
+      <w:pPr>
+        <w:spacing w:after="100" w:line="240" w:lineRule="auto"/>
+      </w:pPr>
       <w:r>
         <w:rPr>
           <w:b/>
@@ -2247,11 +2605,8 @@
         <w:t xml:space="preserve">Vergrößern</w:t>
       </w:r>
       <w:r>
-        <w:t xml:space="preserve"> öffnet das Diagramm in einem größeren Fenster mit eigener Zeitachse.</w:t>
-      </w:r>
-    </w:p>
-    <w:p>
-      <w:pPr/>
+        <w:t xml:space="preserve"> öffnet das Diagramm in einem größeren Fenster mit eigener Zeitachse. </w:t>
+      </w:r>
       <w:r>
         <w:rPr>
           <w:b/>
@@ -2263,7 +2618,9 @@
       </w:r>
     </w:p>
     <w:p>
-      <w:pPr/>
+      <w:pPr>
+        <w:spacing w:after="100" w:line="240" w:lineRule="auto"/>
+      </w:pPr>
       <w:r>
         <w:t xml:space="preserve">Die rechte Spalte zeigt jetzt die </w:t>
       </w:r>
@@ -2274,18 +2631,15 @@
         <w:t xml:space="preserve">exakte</w:t>
       </w:r>
       <w:r>
-        <w:t xml:space="preserve"> Anzahl der Messwerte, die in jede Richtung kopiert</w:t>
-      </w:r>
-    </w:p>
-    <w:p>
-      <w:pPr/>
-      <w:r>
-        <w:t xml:space="preserve">würden — berechnet aus den Messwerten selbst, nicht geschätzt.</w:t>
+        <w:t xml:space="preserve"> Anzahl der Messwerte, die in jede Richtung kopiert würden — berechnet aus den Messwerten selbst, nicht geschätzt.</w:t>
       </w:r>
     </w:p>
     <w:p>
       <w:pPr>
         <w:pStyle w:val="berschrift2"/>
+        <w:keepNext/>
+        <w:keepLines/>
+        <w:spacing w:before="200" w:after="80"/>
       </w:pPr>
       <w:r>
         <w:t xml:space="preserve">Fehlende Messwerte wiederherstellen</w:t>
@@ -2316,9 +2670,11 @@
       </w:r>
     </w:p>
     <w:p>
-      <w:pPr/>
-      <w:r>
-        <w:t xml:space="preserve">   es kopieren würde und über welchen Zeitraum. </w:t>
+      <w:pPr>
+        <w:spacing w:after="100" w:line="240" w:lineRule="auto"/>
+      </w:pPr>
+      <w:r>
+        <w:t xml:space="preserve">es kopieren würde und über welchen Zeitraum. </w:t>
       </w:r>
       <w:r>
         <w:rPr>
@@ -2373,15 +2729,11 @@
       </w:r>
     </w:p>
     <w:p>
-      <w:pPr/>
-      <w:r>
-        <w:t xml:space="preserve">   nächsten sicheren Stelle an; Sie werden anschließend gefragt, ob das bereits Kopierte</w:t>
-      </w:r>
-    </w:p>
-    <w:p>
-      <w:pPr/>
-      <w:r>
-        <w:t xml:space="preserve">   erhalten bleiben oder sofort rückgängig gemacht werden soll.</w:t>
+      <w:pPr>
+        <w:spacing w:after="100" w:line="240" w:lineRule="auto"/>
+      </w:pPr>
+      <w:r>
+        <w:t xml:space="preserve">nächsten sicheren Stelle an; Sie werden anschließend gefragt, ob das bereits Kopierte erhalten bleiben oder sofort rückgängig gemacht werden soll.</w:t>
       </w:r>
     </w:p>
     <w:p>
@@ -2394,13 +2746,17 @@
       </w:r>
     </w:p>
     <w:p>
-      <w:pPr/>
-      <w:r>
-        <w:t xml:space="preserve">   exportieren.</w:t>
-      </w:r>
-    </w:p>
-    <w:p>
-      <w:pPr/>
+      <w:pPr>
+        <w:spacing w:after="100" w:line="240" w:lineRule="auto"/>
+      </w:pPr>
+      <w:r>
+        <w:t xml:space="preserve">exportieren.</w:t>
+      </w:r>
+    </w:p>
+    <w:p>
+      <w:pPr>
+        <w:spacing w:after="100" w:line="240" w:lineRule="auto"/>
+      </w:pPr>
       <w:r>
         <w:rPr>
           <w:b/>
@@ -2433,9 +2789,11 @@
       </w:r>
     </w:p>
     <w:p>
-      <w:pPr/>
-      <w:r>
-        <w:t xml:space="preserve">  nur noch nicht geschrieben — das sind keine fehlenden Daten.</w:t>
+      <w:pPr>
+        <w:spacing w:after="100" w:line="240" w:lineRule="auto"/>
+      </w:pPr>
+      <w:r>
+        <w:t xml:space="preserve">nur noch nicht geschrieben — das sind keine fehlenden Daten.</w:t>
       </w:r>
     </w:p>
     <w:p>
@@ -2451,21 +2809,28 @@
       </w:r>
     </w:p>
     <w:p>
-      <w:pPr/>
-      <w:r>
-        <w:t xml:space="preserve">  sind. Es meldet keinen Erfolg, den es nicht überprüft hat.</w:t>
+      <w:pPr>
+        <w:spacing w:after="100" w:line="240" w:lineRule="auto"/>
+      </w:pPr>
+      <w:r>
+        <w:t xml:space="preserve">sind. Es meldet keinen Erfolg, den es nicht überprüft hat.</w:t>
       </w:r>
     </w:p>
     <w:p>
       <w:pPr>
         <w:pStyle w:val="berschrift2"/>
+        <w:keepNext/>
+        <w:keepLines/>
+        <w:spacing w:before="200" w:after="80"/>
       </w:pPr>
       <w:r>
         <w:t xml:space="preserve">Reparaturverlauf und Rückgängig</w:t>
       </w:r>
     </w:p>
     <w:p>
-      <w:pPr/>
+      <w:pPr>
+        <w:spacing w:after="100" w:line="240" w:lineRule="auto"/>
+      </w:pPr>
       <w:r>
         <w:rPr>
           <w:b/>
@@ -2473,17 +2838,13 @@
         <w:t xml:space="preserve">Reparaturverlauf / rückgängig…</w:t>
       </w:r>
       <w:r>
-        <w:t xml:space="preserve"> listet jede durchgeführte Wiederherstellung auf: wann, in</w:t>
-      </w:r>
-    </w:p>
-    <w:p>
-      <w:pPr/>
-      <w:r>
-        <w:t xml:space="preserve">welche Richtung, wie viele Messwerte, und ob sie inzwischen rückgängig gemacht wurde.</w:t>
-      </w:r>
-    </w:p>
-    <w:p>
-      <w:pPr/>
+        <w:t xml:space="preserve"> listet jede durchgeführte Wiederherstellung auf: wann, in welche Richtung, wie viele Messwerte, und ob sie inzwischen rückgängig gemacht wurde.</w:t>
+      </w:r>
+    </w:p>
+    <w:p>
+      <w:pPr>
+        <w:spacing w:after="100" w:line="240" w:lineRule="auto"/>
+      </w:pPr>
       <w:r>
         <w:t xml:space="preserve">So machen Sie eine rückgängig:</w:t>
       </w:r>
@@ -2516,9 +2877,11 @@
       </w:r>
     </w:p>
     <w:p>
-      <w:pPr/>
-      <w:r>
-        <w:t xml:space="preserve">   gesperrt.</w:t>
+      <w:pPr>
+        <w:spacing w:after="100" w:line="240" w:lineRule="auto"/>
+      </w:pPr>
+      <w:r>
+        <w:t xml:space="preserve">gesperrt.</w:t>
       </w:r>
     </w:p>
     <w:p>
@@ -2531,7 +2894,9 @@
       </w:r>
     </w:p>
     <w:p>
-      <w:pPr/>
+      <w:pPr>
+        <w:spacing w:after="100" w:line="240" w:lineRule="auto"/>
+      </w:pPr>
       <w:r>
         <w:t xml:space="preserve">Rückgängig löscht </w:t>
       </w:r>
@@ -2542,19 +2907,7 @@
         <w:t xml:space="preserve">genau</w:t>
       </w:r>
       <w:r>
-        <w:t xml:space="preserve"> die Messwerte, die dieser Lauf geschrieben hat, anhand ihrer</w:t>
-      </w:r>
-    </w:p>
-    <w:p>
-      <w:pPr/>
-      <w:r>
-        <w:t xml:space="preserve">einzelnen Zeitstempel. Bereits vorhandene Messwerte werden nie angetastet. Wird der Vorgang</w:t>
-      </w:r>
-    </w:p>
-    <w:p>
-      <w:pPr/>
-      <w:r>
-        <w:t xml:space="preserve">unterbrochen, bleibt der Lauf in der Liste, sodass Sie ihn gefahrlos wiederholen können.</w:t>
+        <w:t xml:space="preserve"> die Messwerte, die dieser Lauf geschrieben hat, anhand ihrer einzelnen Zeitstempel. Bereits vorhandene Messwerte werden nie angetastet. Wird der Vorgang unterbrochen, bleibt der Lauf in der Liste, sodass Sie ihn gefahrlos wiederholen können.</w:t>
       </w:r>
     </w:p>
     <w:p>
@@ -2603,13 +2956,18 @@
     <w:p>
       <w:pPr>
         <w:pStyle w:val="berschrift2"/>
+        <w:keepNext/>
+        <w:keepLines/>
+        <w:spacing w:before="200" w:after="80"/>
       </w:pPr>
       <w:r>
         <w:t xml:space="preserve">Automatische Reparatur</w:t>
       </w:r>
     </w:p>
     <w:p>
-      <w:pPr/>
+      <w:pPr>
+        <w:spacing w:after="100" w:line="240" w:lineRule="auto"/>
+      </w:pPr>
       <w:r>
         <w:t xml:space="preserve">Über </w:t>
       </w:r>
@@ -2620,13 +2978,7 @@
         <w:t xml:space="preserve">Automatische Reparatur</w:t>
       </w:r>
       <w:r>
-        <w:t xml:space="preserve"> in der Statusleiste konfigurieren Sie eine unbeaufsichtigte</w:t>
-      </w:r>
-    </w:p>
-    <w:p>
-      <w:pPr/>
-      <w:r>
-        <w:t xml:space="preserve">Wiederherstellung.</w:t>
+        <w:t xml:space="preserve"> in der Statusleiste konfigurieren Sie eine unbeaufsichtigte Wiederherstellung.</w:t>
       </w:r>
     </w:p>
     <w:tbl>
@@ -2640,11 +2992,12 @@
           <w:insideH w:val="single" w:sz="4" w:space="0" w:color="BFBFBF"/>
           <w:insideV w:val="single" w:sz="4" w:space="0" w:color="BFBFBF"/>
         </w:tblBorders>
+        <w:tblLayout w:type="fixed"/>
         <w:tblCellMar>
-          <w:top w:w="60" w:type="dxa"/>
-          <w:left w:w="90" w:type="dxa"/>
-          <w:bottom w:w="60" w:type="dxa"/>
-          <w:right w:w="90" w:type="dxa"/>
+          <w:top w:w="30" w:type="dxa"/>
+          <w:left w:w="70" w:type="dxa"/>
+          <w:bottom w:w="30" w:type="dxa"/>
+          <w:right w:w="70" w:type="dxa"/>
         </w:tblCellMar>
       </w:tblPr>
       <w:tblGrid>
@@ -2662,13 +3015,16 @@
           </w:tcPr>
           <w:p>
             <w:pPr>
+              <w:spacing w:before="0" w:after="0" w:line="240" w:lineRule="auto"/>
               <w:rPr>
                 <w:b/>
+                <w:sz w:val="17"/>
               </w:rPr>
             </w:pPr>
             <w:r>
               <w:rPr>
                 <w:b/>
+                <w:sz w:val="17"/>
               </w:rPr>
               <w:t xml:space="preserve">Einstellung</w:t>
             </w:r>
@@ -2681,13 +3037,16 @@
           </w:tcPr>
           <w:p>
             <w:pPr>
+              <w:spacing w:before="0" w:after="0" w:line="240" w:lineRule="auto"/>
               <w:rPr>
                 <w:b/>
+                <w:sz w:val="17"/>
               </w:rPr>
             </w:pPr>
             <w:r>
               <w:rPr>
                 <w:b/>
+                <w:sz w:val="17"/>
               </w:rPr>
               <w:t xml:space="preserve">Bedeutung</w:t>
             </w:r>
@@ -2700,7 +3059,16 @@
             <w:tcW w:w="4535" w:type="dxa"/>
           </w:tcPr>
           <w:p>
+            <w:pPr>
+              <w:spacing w:before="0" w:after="0" w:line="240" w:lineRule="auto"/>
+              <w:rPr>
+                <w:sz w:val="17"/>
+              </w:rPr>
+            </w:pPr>
             <w:r>
+              <w:rPr>
+                <w:sz w:val="17"/>
+              </w:rPr>
               <w:t xml:space="preserve">Intervall</w:t>
             </w:r>
           </w:p>
@@ -2710,7 +3078,16 @@
             <w:tcW w:w="4535" w:type="dxa"/>
           </w:tcPr>
           <w:p>
+            <w:pPr>
+              <w:spacing w:before="0" w:after="0" w:line="240" w:lineRule="auto"/>
+              <w:rPr>
+                <w:sz w:val="17"/>
+              </w:rPr>
+            </w:pPr>
             <w:r>
+              <w:rPr>
+                <w:sz w:val="17"/>
+              </w:rPr>
               <w:t xml:space="preserve">Wie oft der Lauf stattfindet</w:t>
             </w:r>
           </w:p>
@@ -2722,7 +3099,16 @@
             <w:tcW w:w="4535" w:type="dxa"/>
           </w:tcPr>
           <w:p>
+            <w:pPr>
+              <w:spacing w:before="0" w:after="0" w:line="240" w:lineRule="auto"/>
+              <w:rPr>
+                <w:sz w:val="17"/>
+              </w:rPr>
+            </w:pPr>
             <w:r>
+              <w:rPr>
+                <w:sz w:val="17"/>
+              </w:rPr>
               <w:t xml:space="preserve">Zeitraum</w:t>
             </w:r>
           </w:p>
@@ -2732,7 +3118,16 @@
             <w:tcW w:w="4535" w:type="dxa"/>
           </w:tcPr>
           <w:p>
+            <w:pPr>
+              <w:spacing w:before="0" w:after="0" w:line="240" w:lineRule="auto"/>
+              <w:rPr>
+                <w:sz w:val="17"/>
+              </w:rPr>
+            </w:pPr>
             <w:r>
+              <w:rPr>
+                <w:sz w:val="17"/>
+              </w:rPr>
               <w:t xml:space="preserve">Wie weit jeder Lauf zurückschaut, gerechnet ab dem Zeitpunkt des Laufs</w:t>
             </w:r>
           </w:p>
@@ -2744,7 +3139,16 @@
             <w:tcW w:w="4535" w:type="dxa"/>
           </w:tcPr>
           <w:p>
+            <w:pPr>
+              <w:spacing w:before="0" w:after="0" w:line="240" w:lineRule="auto"/>
+              <w:rPr>
+                <w:sz w:val="17"/>
+              </w:rPr>
+            </w:pPr>
             <w:r>
+              <w:rPr>
+                <w:sz w:val="17"/>
+              </w:rPr>
               <w:t xml:space="preserve">Richtung</w:t>
             </w:r>
           </w:p>
@@ -2754,7 +3158,16 @@
             <w:tcW w:w="4535" w:type="dxa"/>
           </w:tcPr>
           <w:p>
+            <w:pPr>
+              <w:spacing w:before="0" w:after="0" w:line="240" w:lineRule="auto"/>
+              <w:rPr>
+                <w:sz w:val="17"/>
+              </w:rPr>
+            </w:pPr>
             <w:r>
+              <w:rPr>
+                <w:sz w:val="17"/>
+              </w:rPr>
               <w:t xml:space="preserve">Haupt → Spiegel, Spiegel → Haupt, oder beides</w:t>
             </w:r>
           </w:p>
@@ -2766,7 +3179,16 @@
             <w:tcW w:w="4535" w:type="dxa"/>
           </w:tcPr>
           <w:p>
+            <w:pPr>
+              <w:spacing w:before="0" w:after="0" w:line="240" w:lineRule="auto"/>
+              <w:rPr>
+                <w:sz w:val="17"/>
+              </w:rPr>
+            </w:pPr>
             <w:r>
+              <w:rPr>
+                <w:sz w:val="17"/>
+              </w:rPr>
               <w:t xml:space="preserve">Messstellen</w:t>
             </w:r>
           </w:p>
@@ -2776,7 +3198,16 @@
             <w:tcW w:w="4535" w:type="dxa"/>
           </w:tcPr>
           <w:p>
+            <w:pPr>
+              <w:spacing w:before="0" w:after="0" w:line="240" w:lineRule="auto"/>
+              <w:rPr>
+                <w:sz w:val="17"/>
+              </w:rPr>
+            </w:pPr>
             <w:r>
+              <w:rPr>
+                <w:sz w:val="17"/>
+              </w:rPr>
               <w:t xml:space="preserve">Alle passend zu einem Filter, oder eine ausdrücklich angehakte Liste</w:t>
             </w:r>
           </w:p>
@@ -2788,7 +3219,16 @@
             <w:tcW w:w="4535" w:type="dxa"/>
           </w:tcPr>
           <w:p>
+            <w:pPr>
+              <w:spacing w:before="0" w:after="0" w:line="240" w:lineRule="auto"/>
+              <w:rPr>
+                <w:sz w:val="17"/>
+              </w:rPr>
+            </w:pPr>
             <w:r>
+              <w:rPr>
+                <w:sz w:val="17"/>
+              </w:rPr>
               <w:t xml:space="preserve">Beim Start ausführen</w:t>
             </w:r>
           </w:p>
@@ -2798,7 +3238,16 @@
             <w:tcW w:w="4535" w:type="dxa"/>
           </w:tcPr>
           <w:p>
+            <w:pPr>
+              <w:spacing w:before="0" w:after="0" w:line="240" w:lineRule="auto"/>
+              <w:rPr>
+                <w:sz w:val="17"/>
+              </w:rPr>
+            </w:pPr>
             <w:r>
+              <w:rPr>
+                <w:sz w:val="17"/>
+              </w:rPr>
               <w:t xml:space="preserve">Zusätzlich einmal kurz nach dem Programmstart</w:t>
             </w:r>
           </w:p>
@@ -2807,7 +3256,9 @@
     </w:tbl>
     <w:p/>
     <w:p>
-      <w:pPr/>
+      <w:pPr>
+        <w:spacing w:after="100" w:line="240" w:lineRule="auto"/>
+      </w:pPr>
       <w:r>
         <w:t xml:space="preserve">Automatische Reparaturen schreiben </w:t>
       </w:r>
@@ -2882,13 +3333,18 @@
     <w:p>
       <w:pPr>
         <w:pStyle w:val="berschrift2"/>
+        <w:keepNext/>
+        <w:keepLines/>
+        <w:spacing w:before="200" w:after="80"/>
       </w:pPr>
       <w:r>
         <w:t xml:space="preserve">Die erweiterte Ansicht</w:t>
       </w:r>
     </w:p>
     <w:p>
-      <w:pPr/>
+      <w:pPr>
+        <w:spacing w:after="100" w:line="240" w:lineRule="auto"/>
+      </w:pPr>
       <w:r>
         <w:t xml:space="preserve">Der Schalter </w:t>
       </w:r>
@@ -2899,43 +3355,41 @@
         <w:t xml:space="preserve">Erweitert</w:t>
       </w:r>
       <w:r>
-        <w:t xml:space="preserve"> in der Titelleiste *ergänzt* technische Details; er entfernt nie</w:t>
-      </w:r>
-    </w:p>
-    <w:p>
-      <w:pPr/>
-      <w:r>
-        <w:t xml:space="preserve">etwas. Sichtbar werden das Aktivitätsprotokoll, richtungsbezogene Kopierschaltflächen, der</w:t>
-      </w:r>
-    </w:p>
-    <w:p>
-      <w:pPr/>
-      <w:r>
-        <w:t xml:space="preserve">Messstellenfilter, die Serverstatistik, Blockzähler und die je Messstelle verwendete Lückenregel.</w:t>
-      </w:r>
-    </w:p>
-    <w:p>
-      <w:pPr/>
-      <w:r>
-        <w:t xml:space="preserve">Ausschalten führt zurück zur einfachen Ansicht. Es geht nichts verloren — dieselbe Arbeit ist in</w:t>
-      </w:r>
-    </w:p>
-    <w:p>
-      <w:pPr/>
-      <w:r>
-        <w:t xml:space="preserve">beiden Ansichten möglich.</w:t>
+        <w:t xml:space="preserve"> in der Titelleiste </w:t>
+      </w:r>
+      <w:r>
+        <w:rPr>
+          <w:i/>
+        </w:rPr>
+        <w:t xml:space="preserve">ergänzt</w:t>
+      </w:r>
+      <w:r>
+        <w:t xml:space="preserve"> technische Details; er entfernt nie etwas. Sichtbar werden das Aktivitätsprotokoll, richtungsbezogene Kopierschaltflächen, der Messstellenfilter, die Serverstatistik, Blockzähler und die je Messstelle verwendete Lückenregel.</w:t>
+      </w:r>
+    </w:p>
+    <w:p>
+      <w:pPr>
+        <w:spacing w:after="100" w:line="240" w:lineRule="auto"/>
+      </w:pPr>
+      <w:r>
+        <w:t xml:space="preserve">Ausschalten führt zurück zur einfachen Ansicht. Es geht nichts verloren — dieselbe Arbeit ist in beiden Ansichten möglich.</w:t>
       </w:r>
     </w:p>
     <w:p>
       <w:pPr>
         <w:pStyle w:val="berschrift1"/>
+        <w:keepNext/>
+        <w:keepLines/>
+        <w:spacing w:before="200" w:after="80"/>
       </w:pPr>
       <w:r>
         <w:t xml:space="preserve">Zwei Dinge, die man verstanden haben sollte</w:t>
       </w:r>
     </w:p>
     <w:p>
-      <w:pPr/>
+      <w:pPr>
+        <w:spacing w:after="100" w:line="240" w:lineRule="auto"/>
+      </w:pPr>
       <w:r>
         <w:t xml:space="preserve">Diese beiden Punkte kommen in jedem Gespräch über die angezeigten Zahlen auf.</w:t>
       </w:r>
@@ -2943,21 +3397,20 @@
     <w:p>
       <w:pPr>
         <w:pStyle w:val="berschrift2"/>
+        <w:keepNext/>
+        <w:keepLines/>
+        <w:spacing w:before="200" w:after="80"/>
       </w:pPr>
       <w:r>
         <w:t xml:space="preserve">Was „vollständig" hier bedeutet</w:t>
       </w:r>
     </w:p>
     <w:p>
-      <w:pPr/>
-      <w:r>
-        <w:t xml:space="preserve">Eine Prozentangabe ist nur gegen einen Maßstab sinnvoll. Dieses Programm kann immer nur einen</w:t>
-      </w:r>
-    </w:p>
-    <w:p>
-      <w:pPr/>
-      <w:r>
-        <w:t xml:space="preserve">Server an den anderen angleichen — der Maßstab ist deshalb </w:t>
+      <w:pPr>
+        <w:spacing w:after="100" w:line="240" w:lineRule="auto"/>
+      </w:pPr>
+      <w:r>
+        <w:t xml:space="preserve">Eine Prozentangabe ist nur gegen einen Maßstab sinnvoll. Dieses Programm kann immer nur einen Server an den anderen angleichen — der Maßstab ist deshalb </w:t>
       </w:r>
       <w:r>
         <w:rPr>
@@ -2988,19 +3441,30 @@
         <w:ind w:left="284"/>
       </w:pPr>
       <w:r>
-        <w:t xml:space="preserve">*irgendeinem* der beiden Server aufgezeichnet wurde, hält *dieser* Server?</w:t>
-      </w:r>
-    </w:p>
-    <w:p>
-      <w:pPr/>
-      <w:r>
-        <w:t xml:space="preserve">98,8 % heißt also: Dem Server fehlen rund 1,2 % von allem Aufgezeichneten — und da der andere</w:t>
-      </w:r>
-    </w:p>
-    <w:p>
-      <w:pPr/>
-      <w:r>
-        <w:t xml:space="preserve">Server es hat, lässt sich dieser fehlende Teil wiederherstellen. Hat </w:t>
+        <w:rPr>
+          <w:i/>
+        </w:rPr>
+        <w:t xml:space="preserve">irgendeinem</w:t>
+      </w:r>
+      <w:r>
+        <w:t xml:space="preserve"> der beiden Server aufgezeichnet wurde, hält </w:t>
+      </w:r>
+      <w:r>
+        <w:rPr>
+          <w:i/>
+        </w:rPr>
+        <w:t xml:space="preserve">dieser</w:t>
+      </w:r>
+      <w:r>
+        <w:t xml:space="preserve"> Server?</w:t>
+      </w:r>
+    </w:p>
+    <w:p>
+      <w:pPr>
+        <w:spacing w:after="100" w:line="240" w:lineRule="auto"/>
+      </w:pPr>
+      <w:r>
+        <w:t xml:space="preserve">98,8 % heißt also: Dem Server fehlen rund 1,2 % von allem Aufgezeichneten — und da der andere Server es hat, lässt sich dieser fehlende Teil wiederherstellen. Hat </w:t>
       </w:r>
       <w:r>
         <w:rPr>
@@ -3009,43 +3473,41 @@
         <w:t xml:space="preserve">keiner</w:t>
       </w:r>
       <w:r>
-        <w:t xml:space="preserve"> der beiden</w:t>
-      </w:r>
-    </w:p>
-    <w:p>
-      <w:pPr/>
-      <w:r>
-        <w:t xml:space="preserve">Server etwas aufgezeichnet, wird das keinem angelastet: Das ist ein Anlagenausfall, kein</w:t>
-      </w:r>
-    </w:p>
-    <w:p>
-      <w:pPr/>
-      <w:r>
-        <w:t xml:space="preserve">Synchronisationsproblem, und wird grau dargestellt.</w:t>
-      </w:r>
-    </w:p>
-    <w:p>
-      <w:pPr/>
-      <w:r>
-        <w:t xml:space="preserve">Aus demselben Grund werden die Balken *anteilig* eingefärbt: Bild und Prozentwert sind dieselbe</w:t>
-      </w:r>
-    </w:p>
-    <w:p>
-      <w:pPr/>
-      <w:r>
-        <w:t xml:space="preserve">Größe, ein Balken kann also nicht das eine zeigen, während die Zahl etwas anderes sagt.</w:t>
+        <w:t xml:space="preserve"> der beiden Server etwas aufgezeichnet, wird das keinem angelastet: Das ist ein Anlagenausfall, kein Synchronisationsproblem, und wird grau dargestellt.</w:t>
+      </w:r>
+    </w:p>
+    <w:p>
+      <w:pPr>
+        <w:spacing w:after="100" w:line="240" w:lineRule="auto"/>
+      </w:pPr>
+      <w:r>
+        <w:t xml:space="preserve">Aus demselben Grund werden die Balken </w:t>
+      </w:r>
+      <w:r>
+        <w:rPr>
+          <w:i/>
+        </w:rPr>
+        <w:t xml:space="preserve">anteilig</w:t>
+      </w:r>
+      <w:r>
+        <w:t xml:space="preserve"> eingefärbt: Bild und Prozentwert sind dieselbe Größe, ein Balken kann also nicht das eine zeigen, während die Zahl etwas anderes sagt.</w:t>
       </w:r>
     </w:p>
     <w:p>
       <w:pPr>
         <w:pStyle w:val="berschrift2"/>
+        <w:keepNext/>
+        <w:keepLines/>
+        <w:spacing w:before="200" w:after="80"/>
       </w:pPr>
       <w:r>
         <w:t xml:space="preserve">Warum es auch nach einer Reparatur nicht immer 100 % sind</w:t>
       </w:r>
     </w:p>
     <w:p>
-      <w:pPr/>
+      <w:pPr>
+        <w:spacing w:after="100" w:line="240" w:lineRule="auto"/>
+      </w:pPr>
       <w:r>
         <w:t xml:space="preserve">Drei ehrliche Gründe:</w:t>
       </w:r>
@@ -3087,9 +3549,11 @@
       </w:r>
     </w:p>
     <w:p>
-      <w:pPr/>
-      <w:r>
-        <w:t xml:space="preserve">   Anlegen von Messstellen ist eine Konfigurationsaufgabe im Historian.</w:t>
+      <w:pPr>
+        <w:spacing w:after="100" w:line="240" w:lineRule="auto"/>
+      </w:pPr>
+      <w:r>
+        <w:t xml:space="preserve">Anlegen von Messstellen ist eine Konfigurationsaufgabe im Historian.</w:t>
       </w:r>
     </w:p>
     <w:p>
@@ -3111,44 +3575,27 @@
       </w:r>
     </w:p>
     <w:p>
-      <w:pPr/>
-      <w:r>
-        <w:t xml:space="preserve">   dasselbe Signal nach ihrer eigenen Uhr ab, derselbe Wert wird also häufig einige Sekunden</w:t>
-      </w:r>
-    </w:p>
-    <w:p>
-      <w:pPr/>
-      <w:r>
-        <w:t xml:space="preserve">   versetzt gespeichert. Das sind keine fehlenden Messwerte, und ein Kopieren würde zwei</w:t>
-      </w:r>
-    </w:p>
-    <w:p>
-      <w:pPr/>
-      <w:r>
-        <w:t xml:space="preserve">   Aufzeichnungen dauerhaft vermischen, statt etwas zu reparieren. Das Programm erkennt das und</w:t>
-      </w:r>
-    </w:p>
-    <w:p>
-      <w:pPr/>
-      <w:r>
-        <w:t xml:space="preserve">   füllt nur echte Ausfälle.</w:t>
-      </w:r>
-    </w:p>
-    <w:p>
-      <w:pPr/>
-      <w:r>
-        <w:t xml:space="preserve">Punkt 3 ist der Grund, warum zwei Server leicht unterschiedliche Zahlen zeigen können und</w:t>
-      </w:r>
-    </w:p>
-    <w:p>
-      <w:pPr/>
-      <w:r>
-        <w:t xml:space="preserve">trotzdem beide völlig in Ordnung sind.</w:t>
+      <w:pPr>
+        <w:spacing w:after="100" w:line="240" w:lineRule="auto"/>
+      </w:pPr>
+      <w:r>
+        <w:t xml:space="preserve">dasselbe Signal nach ihrer eigenen Uhr ab, derselbe Wert wird also häufig einige Sekunden versetzt gespeichert. Das sind keine fehlenden Messwerte, und ein Kopieren würde zwei Aufzeichnungen dauerhaft vermischen, statt etwas zu reparieren. Das Programm erkennt das und füllt nur echte Ausfälle.</w:t>
+      </w:r>
+    </w:p>
+    <w:p>
+      <w:pPr>
+        <w:spacing w:after="100" w:line="240" w:lineRule="auto"/>
+      </w:pPr>
+      <w:r>
+        <w:t xml:space="preserve">Punkt 3 ist der Grund, warum zwei Server leicht unterschiedliche Zahlen zeigen können und trotzdem beide völlig in Ordnung sind.</w:t>
       </w:r>
     </w:p>
     <w:p>
       <w:pPr>
         <w:pStyle w:val="berschrift1"/>
+        <w:keepNext/>
+        <w:keepLines/>
+        <w:spacing w:before="200" w:after="80"/>
       </w:pPr>
       <w:r>
         <w:t xml:space="preserve">Wenn etwas nicht funktioniert</w:t>
@@ -3165,11 +3612,12 @@
           <w:insideH w:val="single" w:sz="4" w:space="0" w:color="BFBFBF"/>
           <w:insideV w:val="single" w:sz="4" w:space="0" w:color="BFBFBF"/>
         </w:tblBorders>
+        <w:tblLayout w:type="fixed"/>
         <w:tblCellMar>
-          <w:top w:w="60" w:type="dxa"/>
-          <w:left w:w="90" w:type="dxa"/>
-          <w:bottom w:w="60" w:type="dxa"/>
-          <w:right w:w="90" w:type="dxa"/>
+          <w:top w:w="30" w:type="dxa"/>
+          <w:left w:w="70" w:type="dxa"/>
+          <w:bottom w:w="30" w:type="dxa"/>
+          <w:right w:w="70" w:type="dxa"/>
         </w:tblCellMar>
       </w:tblPr>
       <w:tblGrid>
@@ -3188,13 +3636,16 @@
           </w:tcPr>
           <w:p>
             <w:pPr>
+              <w:spacing w:before="0" w:after="0" w:line="240" w:lineRule="auto"/>
               <w:rPr>
                 <w:b/>
+                <w:sz w:val="17"/>
               </w:rPr>
             </w:pPr>
             <w:r>
               <w:rPr>
                 <w:b/>
+                <w:sz w:val="17"/>
               </w:rPr>
               <w:t xml:space="preserve">Anzeige</w:t>
             </w:r>
@@ -3207,13 +3658,16 @@
           </w:tcPr>
           <w:p>
             <w:pPr>
+              <w:spacing w:before="0" w:after="0" w:line="240" w:lineRule="auto"/>
               <w:rPr>
                 <w:b/>
+                <w:sz w:val="17"/>
               </w:rPr>
             </w:pPr>
             <w:r>
               <w:rPr>
                 <w:b/>
+                <w:sz w:val="17"/>
               </w:rPr>
               <w:t xml:space="preserve">Bedeutung</w:t>
             </w:r>
@@ -3226,13 +3680,16 @@
           </w:tcPr>
           <w:p>
             <w:pPr>
+              <w:spacing w:before="0" w:after="0" w:line="240" w:lineRule="auto"/>
               <w:rPr>
                 <w:b/>
+                <w:sz w:val="17"/>
               </w:rPr>
             </w:pPr>
             <w:r>
               <w:rPr>
                 <w:b/>
+                <w:sz w:val="17"/>
               </w:rPr>
               <w:t xml:space="preserve">Vorgehen</w:t>
             </w:r>
@@ -3245,6 +3702,12 @@
             <w:tcW w:w="3023" w:type="dxa"/>
           </w:tcPr>
           <w:p>
+            <w:pPr>
+              <w:spacing w:before="0" w:after="0" w:line="240" w:lineRule="auto"/>
+              <w:rPr>
+                <w:sz w:val="17"/>
+              </w:rPr>
+            </w:pPr>
             <w:r>
               <w:rPr>
                 <w:b/>
@@ -3258,7 +3721,16 @@
             <w:tcW w:w="3023" w:type="dxa"/>
           </w:tcPr>
           <w:p>
+            <w:pPr>
+              <w:spacing w:before="0" w:after="0" w:line="240" w:lineRule="auto"/>
+              <w:rPr>
+                <w:sz w:val="17"/>
+              </w:rPr>
+            </w:pPr>
             <w:r>
+              <w:rPr>
+                <w:sz w:val="17"/>
+              </w:rPr>
               <w:t xml:space="preserve">Falsche Adresse oder falscher Port, oder der Server ist nicht erreichbar</w:t>
             </w:r>
           </w:p>
@@ -3268,7 +3740,16 @@
             <w:tcW w:w="3023" w:type="dxa"/>
           </w:tcPr>
           <w:p>
+            <w:pPr>
+              <w:spacing w:before="0" w:after="0" w:line="240" w:lineRule="auto"/>
+              <w:rPr>
+                <w:sz w:val="17"/>
+              </w:rPr>
+            </w:pPr>
             <w:r>
+              <w:rPr>
+                <w:sz w:val="17"/>
+              </w:rPr>
               <w:t xml:space="preserve">Adresse prüfen, </w:t>
             </w:r>
             <w:r>
@@ -3279,6 +3760,9 @@
               <w:t xml:space="preserve">rechner:13000</w:t>
             </w:r>
             <w:r>
+              <w:rPr>
+                <w:sz w:val="17"/>
+              </w:rPr>
               <w:t xml:space="preserve"> versuchen. Vom PC aus prüfen, ob der Port erreichbar ist</w:t>
             </w:r>
           </w:p>
@@ -3290,6 +3774,12 @@
             <w:tcW w:w="3023" w:type="dxa"/>
           </w:tcPr>
           <w:p>
+            <w:pPr>
+              <w:spacing w:before="0" w:after="0" w:line="240" w:lineRule="auto"/>
+              <w:rPr>
+                <w:sz w:val="17"/>
+              </w:rPr>
+            </w:pPr>
             <w:r>
               <w:rPr>
                 <w:b/>
@@ -3303,7 +3793,16 @@
             <w:tcW w:w="3023" w:type="dxa"/>
           </w:tcPr>
           <w:p>
+            <w:pPr>
+              <w:spacing w:before="0" w:after="0" w:line="240" w:lineRule="auto"/>
+              <w:rPr>
+                <w:sz w:val="17"/>
+              </w:rPr>
+            </w:pPr>
             <w:r>
+              <w:rPr>
+                <w:sz w:val="17"/>
+              </w:rPr>
               <w:t xml:space="preserve">Der Server lässt anonymen Zugriff nicht zu</w:t>
             </w:r>
           </w:p>
@@ -3313,7 +3812,16 @@
             <w:tcW w:w="3023" w:type="dxa"/>
           </w:tcPr>
           <w:p>
+            <w:pPr>
+              <w:spacing w:before="0" w:after="0" w:line="240" w:lineRule="auto"/>
+              <w:rPr>
+                <w:sz w:val="17"/>
+              </w:rPr>
+            </w:pPr>
             <w:r>
+              <w:rPr>
+                <w:sz w:val="17"/>
+              </w:rPr>
               <w:t xml:space="preserve">Anmeldedaten in </w:t>
             </w:r>
             <w:r>
@@ -3324,6 +3832,9 @@
               <w:t xml:space="preserve">HistorianSyncTool.exe.config</w:t>
             </w:r>
             <w:r>
+              <w:rPr>
+                <w:sz w:val="17"/>
+              </w:rPr>
               <w:t xml:space="preserve"> eintragen — siehe 8</w:t>
             </w:r>
           </w:p>
@@ -3335,6 +3846,12 @@
             <w:tcW w:w="3023" w:type="dxa"/>
           </w:tcPr>
           <w:p>
+            <w:pPr>
+              <w:spacing w:before="0" w:after="0" w:line="240" w:lineRule="auto"/>
+              <w:rPr>
+                <w:sz w:val="17"/>
+              </w:rPr>
+            </w:pPr>
             <w:r>
               <w:rPr>
                 <w:b/>
@@ -3348,8 +3865,29 @@
             <w:tcW w:w="3023" w:type="dxa"/>
           </w:tcPr>
           <w:p>
+            <w:pPr>
+              <w:spacing w:before="0" w:after="0" w:line="240" w:lineRule="auto"/>
+              <w:rPr>
+                <w:sz w:val="17"/>
+              </w:rPr>
+            </w:pPr>
             <w:r>
-              <w:t xml:space="preserve">Das Lesen ist fehlgeschlagen. Das heißt *nicht* „der Server hält nichts"</w:t>
+              <w:rPr>
+                <w:sz w:val="17"/>
+              </w:rPr>
+              <w:t xml:space="preserve">Das Lesen ist fehlgeschlagen. Das heißt </w:t>
+            </w:r>
+            <w:r>
+              <w:rPr>
+                <w:i/>
+              </w:rPr>
+              <w:t xml:space="preserve">nicht</w:t>
+            </w:r>
+            <w:r>
+              <w:rPr>
+                <w:sz w:val="17"/>
+              </w:rPr>
+              <w:t xml:space="preserve"> „der Server hält nichts"</w:t>
             </w:r>
           </w:p>
         </w:tc>
@@ -3358,7 +3896,16 @@
             <w:tcW w:w="3023" w:type="dxa"/>
           </w:tcPr>
           <w:p>
+            <w:pPr>
+              <w:spacing w:before="0" w:after="0" w:line="240" w:lineRule="auto"/>
+              <w:rPr>
+                <w:sz w:val="17"/>
+              </w:rPr>
+            </w:pPr>
             <w:r>
+              <w:rPr>
+                <w:sz w:val="17"/>
+              </w:rPr>
               <w:t xml:space="preserve">Erneut versuchen. Das Programm lässt diesen Server bewusst aus dem Ergebnis heraus, statt ihn als leer zu melden</w:t>
             </w:r>
           </w:p>
@@ -3370,6 +3917,12 @@
             <w:tcW w:w="3023" w:type="dxa"/>
           </w:tcPr>
           <w:p>
+            <w:pPr>
+              <w:spacing w:before="0" w:after="0" w:line="240" w:lineRule="auto"/>
+              <w:rPr>
+                <w:sz w:val="17"/>
+              </w:rPr>
+            </w:pPr>
             <w:r>
               <w:rPr>
                 <w:b/>
@@ -3383,7 +3936,16 @@
             <w:tcW w:w="3023" w:type="dxa"/>
           </w:tcPr>
           <w:p>
+            <w:pPr>
+              <w:spacing w:before="0" w:after="0" w:line="240" w:lineRule="auto"/>
+              <w:rPr>
+                <w:sz w:val="17"/>
+              </w:rPr>
+            </w:pPr>
             <w:r>
+              <w:rPr>
+                <w:sz w:val="17"/>
+              </w:rPr>
               <w:t xml:space="preserve">Die Messstelle existiert dort nicht</w:t>
             </w:r>
           </w:p>
@@ -3393,7 +3955,16 @@
             <w:tcW w:w="3023" w:type="dxa"/>
           </w:tcPr>
           <w:p>
+            <w:pPr>
+              <w:spacing w:before="0" w:after="0" w:line="240" w:lineRule="auto"/>
+              <w:rPr>
+                <w:sz w:val="17"/>
+              </w:rPr>
+            </w:pPr>
             <w:r>
+              <w:rPr>
+                <w:sz w:val="17"/>
+              </w:rPr>
               <w:t xml:space="preserve">Die Messstelle zuerst im Historian anlegen, falls sie dorthin gehört</w:t>
             </w:r>
           </w:p>
@@ -3405,7 +3976,16 @@
             <w:tcW w:w="3023" w:type="dxa"/>
           </w:tcPr>
           <w:p>
+            <w:pPr>
+              <w:spacing w:before="0" w:after="0" w:line="240" w:lineRule="auto"/>
+              <w:rPr>
+                <w:sz w:val="17"/>
+              </w:rPr>
+            </w:pPr>
             <w:r>
+              <w:rPr>
+                <w:sz w:val="17"/>
+              </w:rPr>
               <w:t xml:space="preserve">Eine Messstelle zeigt 0 %</w:t>
             </w:r>
           </w:p>
@@ -3415,7 +3995,16 @@
             <w:tcW w:w="3023" w:type="dxa"/>
           </w:tcPr>
           <w:p>
+            <w:pPr>
+              <w:spacing w:before="0" w:after="0" w:line="240" w:lineRule="auto"/>
+              <w:rPr>
+                <w:sz w:val="17"/>
+              </w:rPr>
+            </w:pPr>
             <w:r>
+              <w:rPr>
+                <w:sz w:val="17"/>
+              </w:rPr>
               <w:t xml:space="preserve">Dieser Server hat im Zeitraum nichts aufgezeichnet</w:t>
             </w:r>
           </w:p>
@@ -3425,7 +4014,16 @@
             <w:tcW w:w="3023" w:type="dxa"/>
           </w:tcPr>
           <w:p>
+            <w:pPr>
+              <w:spacing w:before="0" w:after="0" w:line="240" w:lineRule="auto"/>
+              <w:rPr>
+                <w:sz w:val="17"/>
+              </w:rPr>
+            </w:pPr>
             <w:r>
+              <w:rPr>
+                <w:sz w:val="17"/>
+              </w:rPr>
               <w:t xml:space="preserve">Das ist ein echter, wiederherstellbarer Unterschied und steht ganz oben</w:t>
             </w:r>
           </w:p>
@@ -3437,6 +4035,12 @@
             <w:tcW w:w="3023" w:type="dxa"/>
           </w:tcPr>
           <w:p>
+            <w:pPr>
+              <w:spacing w:before="0" w:after="0" w:line="240" w:lineRule="auto"/>
+              <w:rPr>
+                <w:sz w:val="17"/>
+              </w:rPr>
+            </w:pPr>
             <w:r>
               <w:rPr>
                 <w:b/>
@@ -3450,7 +4054,16 @@
             <w:tcW w:w="3023" w:type="dxa"/>
           </w:tcPr>
           <w:p>
+            <w:pPr>
+              <w:spacing w:before="0" w:after="0" w:line="240" w:lineRule="auto"/>
+              <w:rPr>
+                <w:sz w:val="17"/>
+              </w:rPr>
+            </w:pPr>
             <w:r>
+              <w:rPr>
+                <w:sz w:val="17"/>
+              </w:rPr>
               <w:t xml:space="preserve">Der Programmordner ist nicht beschreibbar</w:t>
             </w:r>
           </w:p>
@@ -3460,7 +4073,16 @@
             <w:tcW w:w="3023" w:type="dxa"/>
           </w:tcPr>
           <w:p>
+            <w:pPr>
+              <w:spacing w:before="0" w:after="0" w:line="240" w:lineRule="auto"/>
+              <w:rPr>
+                <w:sz w:val="17"/>
+              </w:rPr>
+            </w:pPr>
             <w:r>
+              <w:rPr>
+                <w:sz w:val="17"/>
+              </w:rPr>
               <w:t xml:space="preserve">Ordner an einen beschreibbaren Ort verschieben. Die Messwerte </w:t>
             </w:r>
             <w:r>
@@ -3470,6 +4092,9 @@
               <w:t xml:space="preserve">wurden</w:t>
             </w:r>
             <w:r>
+              <w:rPr>
+                <w:sz w:val="17"/>
+              </w:rPr>
               <w:t xml:space="preserve"> geschrieben, dieser Lauf lässt sich aber nicht rückgängig machen</w:t>
             </w:r>
           </w:p>
@@ -3481,7 +4106,16 @@
             <w:tcW w:w="3023" w:type="dxa"/>
           </w:tcPr>
           <w:p>
+            <w:pPr>
+              <w:spacing w:before="0" w:after="0" w:line="240" w:lineRule="auto"/>
+              <w:rPr>
+                <w:sz w:val="17"/>
+              </w:rPr>
+            </w:pPr>
             <w:r>
+              <w:rPr>
+                <w:sz w:val="17"/>
+              </w:rPr>
               <w:t xml:space="preserve">Nichts wiederherzustellen, die Balken sind aber nicht voll</w:t>
             </w:r>
           </w:p>
@@ -3491,7 +4125,16 @@
             <w:tcW w:w="3023" w:type="dxa"/>
           </w:tcPr>
           <w:p>
+            <w:pPr>
+              <w:spacing w:before="0" w:after="0" w:line="240" w:lineRule="auto"/>
+              <w:rPr>
+                <w:sz w:val="17"/>
+              </w:rPr>
+            </w:pPr>
             <w:r>
+              <w:rPr>
+                <w:sz w:val="17"/>
+              </w:rPr>
               <w:t xml:space="preserve">Der fehlende Teil ist grau (auf beiden Servern nicht vorhanden), oder die Server zeichnen unabhängig auf</w:t>
             </w:r>
           </w:p>
@@ -3501,7 +4144,16 @@
             <w:tcW w:w="3023" w:type="dxa"/>
           </w:tcPr>
           <w:p>
+            <w:pPr>
+              <w:spacing w:before="0" w:after="0" w:line="240" w:lineRule="auto"/>
+              <w:rPr>
+                <w:sz w:val="17"/>
+              </w:rPr>
+            </w:pPr>
             <w:r>
+              <w:rPr>
+                <w:sz w:val="17"/>
+              </w:rPr>
               <w:t xml:space="preserve">Siehe Kapitel 6</w:t>
             </w:r>
           </w:p>
@@ -3512,6 +4164,9 @@
     <w:p>
       <w:pPr>
         <w:pStyle w:val="berschrift1"/>
+        <w:keepNext/>
+        <w:keepLines/>
+        <w:spacing w:before="200" w:after="80"/>
       </w:pPr>
       <w:r>
         <w:t xml:space="preserve">Anhang</w:t>
@@ -3520,6 +4175,9 @@
     <w:p>
       <w:pPr>
         <w:pStyle w:val="berschrift2"/>
+        <w:keepNext/>
+        <w:keepLines/>
+        <w:spacing w:before="200" w:after="80"/>
       </w:pPr>
       <w:r>
         <w:t xml:space="preserve">Vom Programm angelegte Dateien</w:t>
@@ -3536,11 +4194,12 @@
           <w:insideH w:val="single" w:sz="4" w:space="0" w:color="BFBFBF"/>
           <w:insideV w:val="single" w:sz="4" w:space="0" w:color="BFBFBF"/>
         </w:tblBorders>
+        <w:tblLayout w:type="fixed"/>
         <w:tblCellMar>
-          <w:top w:w="60" w:type="dxa"/>
-          <w:left w:w="90" w:type="dxa"/>
-          <w:bottom w:w="60" w:type="dxa"/>
-          <w:right w:w="90" w:type="dxa"/>
+          <w:top w:w="30" w:type="dxa"/>
+          <w:left w:w="70" w:type="dxa"/>
+          <w:bottom w:w="30" w:type="dxa"/>
+          <w:right w:w="70" w:type="dxa"/>
         </w:tblCellMar>
       </w:tblPr>
       <w:tblGrid>
@@ -3558,13 +4217,16 @@
           </w:tcPr>
           <w:p>
             <w:pPr>
+              <w:spacing w:before="0" w:after="0" w:line="240" w:lineRule="auto"/>
               <w:rPr>
                 <w:b/>
+                <w:sz w:val="17"/>
               </w:rPr>
             </w:pPr>
             <w:r>
               <w:rPr>
                 <w:b/>
+                <w:sz w:val="17"/>
               </w:rPr>
               <w:t xml:space="preserve">Pfad</w:t>
             </w:r>
@@ -3577,13 +4239,16 @@
           </w:tcPr>
           <w:p>
             <w:pPr>
+              <w:spacing w:before="0" w:after="0" w:line="240" w:lineRule="auto"/>
               <w:rPr>
                 <w:b/>
+                <w:sz w:val="17"/>
               </w:rPr>
             </w:pPr>
             <w:r>
               <w:rPr>
                 <w:b/>
+                <w:sz w:val="17"/>
               </w:rPr>
               <w:t xml:space="preserve">Inhalt</w:t>
             </w:r>
@@ -3596,6 +4261,12 @@
             <w:tcW w:w="4535" w:type="dxa"/>
           </w:tcPr>
           <w:p>
+            <w:pPr>
+              <w:spacing w:before="0" w:after="0" w:line="240" w:lineRule="auto"/>
+              <w:rPr>
+                <w:sz w:val="17"/>
+              </w:rPr>
+            </w:pPr>
             <w:r>
               <w:rPr>
                 <w:rFonts w:ascii="Consolas" w:hAnsi="Consolas"/>
@@ -3610,7 +4281,16 @@
             <w:tcW w:w="4535" w:type="dxa"/>
           </w:tcPr>
           <w:p>
+            <w:pPr>
+              <w:spacing w:before="0" w:after="0" w:line="240" w:lineRule="auto"/>
+              <w:rPr>
+                <w:sz w:val="17"/>
+              </w:rPr>
+            </w:pPr>
             <w:r>
+              <w:rPr>
+                <w:sz w:val="17"/>
+              </w:rPr>
               <w:t xml:space="preserve">Eine Zeile je automatischem Lauf</w:t>
             </w:r>
           </w:p>
@@ -3622,6 +4302,12 @@
             <w:tcW w:w="4535" w:type="dxa"/>
           </w:tcPr>
           <w:p>
+            <w:pPr>
+              <w:spacing w:before="0" w:after="0" w:line="240" w:lineRule="auto"/>
+              <w:rPr>
+                <w:sz w:val="17"/>
+              </w:rPr>
+            </w:pPr>
             <w:r>
               <w:rPr>
                 <w:rFonts w:ascii="Consolas" w:hAnsi="Consolas"/>
@@ -3636,7 +4322,16 @@
             <w:tcW w:w="4535" w:type="dxa"/>
           </w:tcPr>
           <w:p>
+            <w:pPr>
+              <w:spacing w:before="0" w:after="0" w:line="240" w:lineRule="auto"/>
+              <w:rPr>
+                <w:sz w:val="17"/>
+              </w:rPr>
+            </w:pPr>
             <w:r>
+              <w:rPr>
+                <w:sz w:val="17"/>
+              </w:rPr>
               <w:t xml:space="preserve">Die Aufzeichnung, welche Messwerte jede Wiederherstellung geschrieben hat — nur dadurch ist Rückgängig möglich. </w:t>
             </w:r>
             <w:r>
@@ -3651,39 +4346,31 @@
     </w:tbl>
     <w:p/>
     <w:p>
-      <w:pPr/>
-      <w:r>
-        <w:t xml:space="preserve">Persönliche Einstellungen — Serveradressen, Sprache, Zeitraum, Zeitplan — werden je</w:t>
-      </w:r>
-    </w:p>
-    <w:p>
-      <w:pPr/>
-      <w:r>
-        <w:t xml:space="preserve">Windows-Benutzer gespeichert, nicht im Programmordner, und bei einem Update auf eine neuere</w:t>
-      </w:r>
-    </w:p>
-    <w:p>
-      <w:pPr/>
-      <w:r>
-        <w:t xml:space="preserve">Version automatisch übernommen.</w:t>
+      <w:pPr>
+        <w:spacing w:after="100" w:line="240" w:lineRule="auto"/>
+      </w:pPr>
+      <w:r>
+        <w:t xml:space="preserve">Persönliche Einstellungen — Serveradressen, Sprache, Zeitraum, Zeitplan — werden je Windows-Benutzer gespeichert, nicht im Programmordner, und bei einem Update auf eine neuere Version automatisch übernommen.</w:t>
       </w:r>
     </w:p>
     <w:p>
       <w:pPr>
         <w:pStyle w:val="berschrift2"/>
+        <w:keepNext/>
+        <w:keepLines/>
+        <w:spacing w:before="200" w:after="80"/>
       </w:pPr>
       <w:r>
         <w:t xml:space="preserve">Optionale Anmeldedaten</w:t>
       </w:r>
     </w:p>
     <w:p>
-      <w:pPr/>
-      <w:r>
-        <w:t xml:space="preserve">Weisen die Server einen leeren Benutzernamen zurück, öffnen Sie</w:t>
-      </w:r>
-    </w:p>
-    <w:p>
-      <w:pPr/>
+      <w:pPr>
+        <w:spacing w:after="100" w:line="240" w:lineRule="auto"/>
+      </w:pPr>
+      <w:r>
+        <w:t xml:space="preserve">Weisen die Server einen leeren Benutzernamen zurück, öffnen Sie </w:t>
+      </w:r>
       <w:r>
         <w:rPr>
           <w:rFonts w:ascii="Consolas" w:hAnsi="Consolas"/>
@@ -3723,20 +4410,19 @@
     </w:p>
     <w:p/>
     <w:p>
-      <w:pPr/>
-      <w:r>
-        <w:t xml:space="preserve">Bleiben beide leer, wird die Windows-Anmeldung verwendet — das funktioniert, wenn das Programm</w:t>
-      </w:r>
-    </w:p>
-    <w:p>
-      <w:pPr/>
-      <w:r>
-        <w:t xml:space="preserve">auf dem Historian-Rechner selbst läuft.</w:t>
+      <w:pPr>
+        <w:spacing w:after="100" w:line="240" w:lineRule="auto"/>
+      </w:pPr>
+      <w:r>
+        <w:t xml:space="preserve">Bleiben beide leer, wird die Windows-Anmeldung verwendet — das funktioniert, wenn das Programm auf dem Historian-Rechner selbst läuft.</w:t>
       </w:r>
     </w:p>
     <w:p>
       <w:pPr>
         <w:pStyle w:val="berschrift2"/>
+        <w:keepNext/>
+        <w:keepLines/>
+        <w:spacing w:before="200" w:after="80"/>
       </w:pPr>
       <w:r>
         <w:t xml:space="preserve">Weitere Einstellungen in derselben Datei</w:t>
@@ -3753,11 +4439,12 @@
           <w:insideH w:val="single" w:sz="4" w:space="0" w:color="BFBFBF"/>
           <w:insideV w:val="single" w:sz="4" w:space="0" w:color="BFBFBF"/>
         </w:tblBorders>
+        <w:tblLayout w:type="fixed"/>
         <w:tblCellMar>
-          <w:top w:w="60" w:type="dxa"/>
-          <w:left w:w="90" w:type="dxa"/>
-          <w:bottom w:w="60" w:type="dxa"/>
-          <w:right w:w="90" w:type="dxa"/>
+          <w:top w:w="30" w:type="dxa"/>
+          <w:left w:w="70" w:type="dxa"/>
+          <w:bottom w:w="30" w:type="dxa"/>
+          <w:right w:w="70" w:type="dxa"/>
         </w:tblCellMar>
       </w:tblPr>
       <w:tblGrid>
@@ -3776,13 +4463,16 @@
           </w:tcPr>
           <w:p>
             <w:pPr>
+              <w:spacing w:before="0" w:after="0" w:line="240" w:lineRule="auto"/>
               <w:rPr>
                 <w:b/>
+                <w:sz w:val="17"/>
               </w:rPr>
             </w:pPr>
             <w:r>
               <w:rPr>
                 <w:b/>
+                <w:sz w:val="17"/>
               </w:rPr>
               <w:t xml:space="preserve">Schlüssel</w:t>
             </w:r>
@@ -3795,13 +4485,16 @@
           </w:tcPr>
           <w:p>
             <w:pPr>
+              <w:spacing w:before="0" w:after="0" w:line="240" w:lineRule="auto"/>
               <w:rPr>
                 <w:b/>
+                <w:sz w:val="17"/>
               </w:rPr>
             </w:pPr>
             <w:r>
               <w:rPr>
                 <w:b/>
+                <w:sz w:val="17"/>
               </w:rPr>
               <w:t xml:space="preserve">Standard</w:t>
             </w:r>
@@ -3814,13 +4507,16 @@
           </w:tcPr>
           <w:p>
             <w:pPr>
+              <w:spacing w:before="0" w:after="0" w:line="240" w:lineRule="auto"/>
               <w:rPr>
                 <w:b/>
+                <w:sz w:val="17"/>
               </w:rPr>
             </w:pPr>
             <w:r>
               <w:rPr>
                 <w:b/>
+                <w:sz w:val="17"/>
               </w:rPr>
               <w:t xml:space="preserve">Bedeutung</w:t>
             </w:r>
@@ -3833,6 +4529,12 @@
             <w:tcW w:w="3023" w:type="dxa"/>
           </w:tcPr>
           <w:p>
+            <w:pPr>
+              <w:spacing w:before="0" w:after="0" w:line="240" w:lineRule="auto"/>
+              <w:rPr>
+                <w:sz w:val="17"/>
+              </w:rPr>
+            </w:pPr>
             <w:r>
               <w:rPr>
                 <w:rFonts w:ascii="Consolas" w:hAnsi="Consolas"/>
@@ -3847,7 +4549,16 @@
             <w:tcW w:w="3023" w:type="dxa"/>
           </w:tcPr>
           <w:p>
+            <w:pPr>
+              <w:spacing w:before="0" w:after="0" w:line="240" w:lineRule="auto"/>
+              <w:rPr>
+                <w:sz w:val="17"/>
+              </w:rPr>
+            </w:pPr>
             <w:r>
+              <w:rPr>
+                <w:sz w:val="17"/>
+              </w:rPr>
               <w:t xml:space="preserve">120</w:t>
             </w:r>
           </w:p>
@@ -3857,7 +4568,16 @@
             <w:tcW w:w="3023" w:type="dxa"/>
           </w:tcPr>
           <w:p>
+            <w:pPr>
+              <w:spacing w:before="0" w:after="0" w:line="240" w:lineRule="auto"/>
+              <w:rPr>
+                <w:sz w:val="17"/>
+              </w:rPr>
+            </w:pPr>
             <w:r>
+              <w:rPr>
+                <w:sz w:val="17"/>
+              </w:rPr>
               <w:t xml:space="preserve">Wie viel der jüngsten Vergangenheit unangetastet bleibt, weil Collector dort noch schreiben könnten</w:t>
             </w:r>
           </w:p>
@@ -3869,6 +4589,12 @@
             <w:tcW w:w="3023" w:type="dxa"/>
           </w:tcPr>
           <w:p>
+            <w:pPr>
+              <w:spacing w:before="0" w:after="0" w:line="240" w:lineRule="auto"/>
+              <w:rPr>
+                <w:sz w:val="17"/>
+              </w:rPr>
+            </w:pPr>
             <w:r>
               <w:rPr>
                 <w:rFonts w:ascii="Consolas" w:hAnsi="Consolas"/>
@@ -3883,7 +4609,16 @@
             <w:tcW w:w="3023" w:type="dxa"/>
           </w:tcPr>
           <w:p>
+            <w:pPr>
+              <w:spacing w:before="0" w:after="0" w:line="240" w:lineRule="auto"/>
+              <w:rPr>
+                <w:sz w:val="17"/>
+              </w:rPr>
+            </w:pPr>
             <w:r>
+              <w:rPr>
+                <w:sz w:val="17"/>
+              </w:rPr>
               <w:t xml:space="preserve">10</w:t>
             </w:r>
           </w:p>
@@ -3893,7 +4628,16 @@
             <w:tcW w:w="3023" w:type="dxa"/>
           </w:tcPr>
           <w:p>
+            <w:pPr>
+              <w:spacing w:before="0" w:after="0" w:line="240" w:lineRule="auto"/>
+              <w:rPr>
+                <w:sz w:val="17"/>
+              </w:rPr>
+            </w:pPr>
             <w:r>
+              <w:rPr>
+                <w:sz w:val="17"/>
+              </w:rPr>
               <w:t xml:space="preserve">Wie viele Daten je Schritt geschrieben werden</w:t>
             </w:r>
           </w:p>
@@ -3905,6 +4649,12 @@
             <w:tcW w:w="3023" w:type="dxa"/>
           </w:tcPr>
           <w:p>
+            <w:pPr>
+              <w:spacing w:before="0" w:after="0" w:line="240" w:lineRule="auto"/>
+              <w:rPr>
+                <w:sz w:val="17"/>
+              </w:rPr>
+            </w:pPr>
             <w:r>
               <w:rPr>
                 <w:rFonts w:ascii="Consolas" w:hAnsi="Consolas"/>
@@ -3919,7 +4669,16 @@
             <w:tcW w:w="3023" w:type="dxa"/>
           </w:tcPr>
           <w:p>
+            <w:pPr>
+              <w:spacing w:before="0" w:after="0" w:line="240" w:lineRule="auto"/>
+              <w:rPr>
+                <w:sz w:val="17"/>
+              </w:rPr>
+            </w:pPr>
             <w:r>
+              <w:rPr>
+                <w:sz w:val="17"/>
+              </w:rPr>
               <w:t xml:space="preserve">120</w:t>
             </w:r>
           </w:p>
@@ -3929,7 +4688,16 @@
             <w:tcW w:w="3023" w:type="dxa"/>
           </w:tcPr>
           <w:p>
+            <w:pPr>
+              <w:spacing w:before="0" w:after="0" w:line="240" w:lineRule="auto"/>
+              <w:rPr>
+                <w:sz w:val="17"/>
+              </w:rPr>
+            </w:pPr>
             <w:r>
+              <w:rPr>
+                <w:sz w:val="17"/>
+              </w:rPr>
               <w:t xml:space="preserve">Kürzere Stille gilt nie als Lücke</w:t>
             </w:r>
           </w:p>
@@ -3941,6 +4709,12 @@
             <w:tcW w:w="3023" w:type="dxa"/>
           </w:tcPr>
           <w:p>
+            <w:pPr>
+              <w:spacing w:before="0" w:after="0" w:line="240" w:lineRule="auto"/>
+              <w:rPr>
+                <w:sz w:val="17"/>
+              </w:rPr>
+            </w:pPr>
             <w:r>
               <w:rPr>
                 <w:rFonts w:ascii="Consolas" w:hAnsi="Consolas"/>
@@ -3955,7 +4729,16 @@
             <w:tcW w:w="3023" w:type="dxa"/>
           </w:tcPr>
           <w:p>
+            <w:pPr>
+              <w:spacing w:before="0" w:after="0" w:line="240" w:lineRule="auto"/>
+              <w:rPr>
+                <w:sz w:val="17"/>
+              </w:rPr>
+            </w:pPr>
             <w:r>
+              <w:rPr>
+                <w:sz w:val="17"/>
+              </w:rPr>
               <w:t xml:space="preserve">2,0</w:t>
             </w:r>
           </w:p>
@@ -3965,7 +4748,16 @@
             <w:tcW w:w="3023" w:type="dxa"/>
           </w:tcPr>
           <w:p>
+            <w:pPr>
+              <w:spacing w:before="0" w:after="0" w:line="240" w:lineRule="auto"/>
+              <w:rPr>
+                <w:sz w:val="17"/>
+              </w:rPr>
+            </w:pPr>
             <w:r>
+              <w:rPr>
+                <w:sz w:val="17"/>
+              </w:rPr>
               <w:t xml:space="preserve">Um wie viel länger als ihr normaler Rhythmus eine Messstelle stumm sein muss, damit es als Lücke zählt</w:t>
             </w:r>
           </w:p>
@@ -3976,13 +4768,18 @@
     <w:p>
       <w:pPr>
         <w:pStyle w:val="berschrift2"/>
+        <w:keepNext/>
+        <w:keepLines/>
+        <w:spacing w:before="200" w:after="80"/>
       </w:pPr>
       <w:r>
         <w:t xml:space="preserve">Demonstrationsmodus</w:t>
       </w:r>
     </w:p>
     <w:p>
-      <w:pPr/>
+      <w:pPr>
+        <w:spacing w:after="100" w:line="240" w:lineRule="auto"/>
+      </w:pPr>
       <w:r>
         <w:t xml:space="preserve">Wird das Programm mit </w:t>
       </w:r>
@@ -3994,37 +4791,24 @@
         <w:t xml:space="preserve">--demo</w:t>
       </w:r>
       <w:r>
-        <w:t xml:space="preserve"> gestartet, läuft es gegen ein erzeugtes Serverpaar. Es nimmt zu</w:t>
-      </w:r>
-    </w:p>
-    <w:p>
-      <w:pPr/>
-      <w:r>
-        <w:t xml:space="preserve">keinem Historian Kontakt auf und kann nichts verändern. Ein gelber Balken macht das</w:t>
-      </w:r>
-    </w:p>
-    <w:p>
-      <w:pPr/>
-      <w:r>
-        <w:t xml:space="preserve">unmissverständlich deutlich. Nutzen Sie ihn, um das Programm auszuprobieren oder vorzuführen,</w:t>
-      </w:r>
-    </w:p>
-    <w:p>
-      <w:pPr/>
-      <w:r>
-        <w:t xml:space="preserve">ohne Anlagenverbindung.</w:t>
+        <w:t xml:space="preserve"> gestartet, läuft es gegen ein erzeugtes Serverpaar. Es nimmt zu keinem Historian Kontakt auf und kann nichts verändern. Ein gelber Balken macht das unmissverständlich deutlich. Nutzen Sie ihn, um das Programm auszuprobieren oder vorzuführen, ohne Anlagenverbindung.</w:t>
       </w:r>
     </w:p>
     <w:p>
       <w:pPr>
         <w:pStyle w:val="berschrift2"/>
+        <w:keepNext/>
+        <w:keepLines/>
+        <w:spacing w:before="200" w:after="80"/>
       </w:pPr>
       <w:r>
         <w:t xml:space="preserve">Version</w:t>
       </w:r>
     </w:p>
     <w:p>
-      <w:pPr/>
+      <w:pPr>
+        <w:spacing w:after="100" w:line="240" w:lineRule="auto"/>
+      </w:pPr>
       <w:r>
         <w:t xml:space="preserve">Historian Data Sync </w:t>
       </w:r>

--- a/docs/Handbuch-DE.docx
+++ b/docs/Handbuch-DE.docx
@@ -69,7 +69,7 @@
         <w:rPr>
           <w:sz w:val="36"/>
         </w:rPr>
-        <w:t xml:space="preserve">fÃ¼r</w:t>
+        <w:t xml:space="preserve">für</w:t>
       </w:r>
     </w:p>
     <w:p>
@@ -113,10 +113,10 @@
         <w:rPr>
           <w:b/>
         </w:rPr>
-        <w:t xml:space="preserve">VerÃ¶ffentlicht:  </w:t>
-      </w:r>
-      <w:r>
-        <w:t xml:space="preserve">05.08.2026</w:t>
+        <w:t xml:space="preserve">Veröffentlicht: 05.08.2026  </w:t>
+      </w:r>
+      <w:r>
+        <w:t xml:space="preserve"/>
       </w:r>
     </w:p>
     <w:p>
@@ -244,6 +244,7 @@
         <w:pBdr>
           <w:left w:val="single" w:sz="18" w:space="8" w:color="F39C12"/>
         </w:pBdr>
+        <w:spacing w:before="80" w:after="120" w:line="240" w:lineRule="auto"/>
         <w:ind w:left="284"/>
       </w:pPr>
       <w:r>
@@ -253,40 +254,7 @@
         <w:t xml:space="preserve">Das Programm schreibt in einen Produktiv-Historian.</w:t>
       </w:r>
       <w:r>
-        <w:t xml:space="preserve"> Alles, was geschrieben wird, wird</w:t>
-      </w:r>
-    </w:p>
-    <w:p>
-      <w:pPr>
-        <w:pBdr>
-          <w:left w:val="single" w:sz="18" w:space="8" w:color="F39C12"/>
-        </w:pBdr>
-        <w:ind w:left="284"/>
-      </w:pPr>
-      <w:r>
-        <w:t xml:space="preserve">protokolliert, und jede Reparatur lässt sich rückgängig machen — siehe</w:t>
-      </w:r>
-    </w:p>
-    <w:p>
-      <w:pPr>
-        <w:pBdr>
-          <w:left w:val="single" w:sz="18" w:space="8" w:color="F39C12"/>
-        </w:pBdr>
-        <w:ind w:left="284"/>
-      </w:pPr>
-      <w:r>
-        <w:t xml:space="preserve">5.6. Es wird nichts geschrieben, bevor Sie es</w:t>
-      </w:r>
-    </w:p>
-    <w:p>
-      <w:pPr>
-        <w:pBdr>
-          <w:left w:val="single" w:sz="18" w:space="8" w:color="F39C12"/>
-        </w:pBdr>
-        <w:ind w:left="284"/>
-      </w:pPr>
-      <w:r>
-        <w:t xml:space="preserve">bestätigen.</w:t>
+        <w:t xml:space="preserve"> Alles, was geschrieben wird, wird protokolliert, und jede Reparatur lässt sich rückgängig machen — siehe 5.6. Es wird nichts geschrieben, bevor Sie es bestätigen.</w:t>
       </w:r>
     </w:p>
     <w:p>
@@ -2031,6 +1999,7 @@
         <w:pBdr>
           <w:left w:val="single" w:sz="18" w:space="8" w:color="F39C12"/>
         </w:pBdr>
+        <w:spacing w:before="80" w:after="120" w:line="240" w:lineRule="auto"/>
         <w:ind w:left="284"/>
       </w:pPr>
       <w:r>
@@ -2040,40 +2009,7 @@
         <w:t xml:space="preserve">Die Länge des Zeitraums bestimmt, was sichtbar werden kann.</w:t>
       </w:r>
       <w:r>
-        <w:t xml:space="preserve"> Ein kurzer Zeitraum zeigt</w:t>
-      </w:r>
-    </w:p>
-    <w:p>
-      <w:pPr>
-        <w:pBdr>
-          <w:left w:val="single" w:sz="18" w:space="8" w:color="F39C12"/>
-        </w:pBdr>
-        <w:ind w:left="284"/>
-      </w:pPr>
-      <w:r>
-        <w:t xml:space="preserve">kleine Lücken genau, ein langer Zeitraum umfasst mehr, kann aber keine Lücke zeigen, die</w:t>
-      </w:r>
-    </w:p>
-    <w:p>
-      <w:pPr>
-        <w:pBdr>
-          <w:left w:val="single" w:sz="18" w:space="8" w:color="F39C12"/>
-        </w:pBdr>
-        <w:ind w:left="284"/>
-      </w:pPr>
-      <w:r>
-        <w:t xml:space="preserve">kürzer ist als ein Abschnitt seiner eigenen Zeitleiste. Die Zeile über der Liste gibt immer</w:t>
-      </w:r>
-    </w:p>
-    <w:p>
-      <w:pPr>
-        <w:pBdr>
-          <w:left w:val="single" w:sz="18" w:space="8" w:color="F39C12"/>
-        </w:pBdr>
-        <w:ind w:left="284"/>
-      </w:pPr>
-      <w:r>
-        <w:t xml:space="preserve">an, wie lang ein Abschnitt aktuell ist.</w:t>
+        <w:t xml:space="preserve"> Ein kurzer Zeitraum zeigt kleine Lücken genau, ein langer Zeitraum umfasst mehr, kann aber keine Lücke zeigen, die kürzer ist als ein Abschnitt seiner eigenen Zeitleiste. Die Zeile über der Liste gibt immer an, wie lang ein Abschnitt aktuell ist.</w:t>
       </w:r>
     </w:p>
     <w:p>
@@ -2432,6 +2368,7 @@
         <w:pBdr>
           <w:left w:val="single" w:sz="18" w:space="8" w:color="F39C12"/>
         </w:pBdr>
+        <w:spacing w:before="80" w:after="120" w:line="240" w:lineRule="auto"/>
         <w:ind w:left="284"/>
       </w:pPr>
       <w:r>
@@ -2444,18 +2381,7 @@
         <w:t xml:space="preserve">schnelle Schätzung und immer eine Untergrenze</w:t>
       </w:r>
       <w:r>
-        <w:t xml:space="preserve"> —</w:t>
-      </w:r>
-    </w:p>
-    <w:p>
-      <w:pPr>
-        <w:pBdr>
-          <w:left w:val="single" w:sz="18" w:space="8" w:color="F39C12"/>
-        </w:pBdr>
-        <w:ind w:left="284"/>
-      </w:pPr>
-      <w:r>
-        <w:t xml:space="preserve">sie ist mit </w:t>
+        <w:t xml:space="preserve"> — sie ist mit </w:t>
       </w:r>
       <w:r>
         <w:rPr>
@@ -2465,18 +2391,7 @@
         <w:t xml:space="preserve">~</w:t>
       </w:r>
       <w:r>
-        <w:t xml:space="preserve"> gekennzeichnet. Öffnen Sie eine Messstelle für den exakten Wert. Die Schätzung</w:t>
-      </w:r>
-    </w:p>
-    <w:p>
-      <w:pPr>
-        <w:pBdr>
-          <w:left w:val="single" w:sz="18" w:space="8" w:color="F39C12"/>
-        </w:pBdr>
-        <w:ind w:left="284"/>
-      </w:pPr>
-      <w:r>
-        <w:t xml:space="preserve">entscheidet niemals darüber, was geschrieben wird.</w:t>
+        <w:t xml:space="preserve"> gekennzeichnet. Öffnen Sie eine Messstelle für den exakten Wert. Die Schätzung entscheidet niemals darüber, was geschrieben wird.</w:t>
       </w:r>
     </w:p>
     <w:p>
@@ -2915,6 +2830,7 @@
         <w:pBdr>
           <w:left w:val="single" w:sz="18" w:space="8" w:color="F39C12"/>
         </w:pBdr>
+        <w:spacing w:before="80" w:after="120" w:line="240" w:lineRule="auto"/>
         <w:ind w:left="284"/>
       </w:pPr>
       <w:r>
@@ -2928,29 +2844,7 @@
         <w:t xml:space="preserve">logs</w:t>
       </w:r>
       <w:r>
-        <w:t xml:space="preserve"> neben dem Programm geschrieben. Kann</w:t>
-      </w:r>
-    </w:p>
-    <w:p>
-      <w:pPr>
-        <w:pBdr>
-          <w:left w:val="single" w:sz="18" w:space="8" w:color="F39C12"/>
-        </w:pBdr>
-        <w:ind w:left="284"/>
-      </w:pPr>
-      <w:r>
-        <w:t xml:space="preserve">das Programm dort nicht schreiben, meldet es das — die Wiederherstellung lässt sich dann später</w:t>
-      </w:r>
-    </w:p>
-    <w:p>
-      <w:pPr>
-        <w:pBdr>
-          <w:left w:val="single" w:sz="18" w:space="8" w:color="F39C12"/>
-        </w:pBdr>
-        <w:ind w:left="284"/>
-      </w:pPr>
-      <w:r>
-        <w:t xml:space="preserve">nicht rückgängig machen. Deshalb muss der Programmordner beschreibbar sein.</w:t>
+        <w:t xml:space="preserve"> neben dem Programm geschrieben. Kann das Programm dort nicht schreiben, meldet es das — die Wiederherstellung lässt sich dann später nicht rückgängig machen. Deshalb muss der Programmordner beschreibbar sein.</w:t>
       </w:r>
     </w:p>
     <w:p>
@@ -3427,19 +3321,12 @@
         <w:pBdr>
           <w:left w:val="single" w:sz="18" w:space="8" w:color="F39C12"/>
         </w:pBdr>
+        <w:spacing w:before="80" w:after="120" w:line="240" w:lineRule="auto"/>
         <w:ind w:left="284"/>
       </w:pPr>
       <w:r>
-        <w:t xml:space="preserve">Vollständigkeit = Wie viel von allem, was in diesem Zeitraum für diese Messstelle von</w:t>
-      </w:r>
-    </w:p>
-    <w:p>
-      <w:pPr>
-        <w:pBdr>
-          <w:left w:val="single" w:sz="18" w:space="8" w:color="F39C12"/>
-        </w:pBdr>
-        <w:ind w:left="284"/>
-      </w:pPr>
+        <w:t xml:space="preserve">Vollständigkeit = Wie viel von allem, was in diesem Zeitraum für diese Messstelle von </w:t>
+      </w:r>
       <w:r>
         <w:rPr>
           <w:i/>
@@ -4994,32 +4881,28 @@
       <w:rPr>
         <w:rStyle w:val="SchwacheHervorhebung"/>
       </w:rPr>
-      <w:fldChar w:fldCharType="begin"/>
     </w:r>
     <w:r>
       <w:rPr>
         <w:rStyle w:val="SchwacheHervorhebung"/>
       </w:rPr>
-      <w:instrText xml:space="preserve"> STYLEREF  "Überschrift 1"  \* MERGEFORMAT </w:instrText>
     </w:r>
     <w:r>
       <w:rPr>
         <w:rStyle w:val="SchwacheHervorhebung"/>
       </w:rPr>
-      <w:fldChar w:fldCharType="separate"/>
     </w:r>
     <w:r>
       <w:rPr>
         <w:rStyle w:val="SchwacheHervorhebung"/>
         <w:noProof/>
       </w:rPr>
-      <w:t>Inhaltsverzeichnis</w:t>
+      <w:t>Historian Data Sync  -  Handbuch 2.1</w:t>
     </w:r>
     <w:r>
       <w:rPr>
         <w:rStyle w:val="SchwacheHervorhebung"/>
       </w:rPr>
-      <w:fldChar w:fldCharType="end"/>
     </w:r>
   </w:p>
 </w:hdr>

--- a/docs/Handbuch-DE.docx
+++ b/docs/Handbuch-DE.docx
@@ -2562,6 +2562,86 @@
     </w:p>
     <w:p>
       <w:pPr>
+        <w:keepNext/>
+        <w:spacing w:before="80" w:after="20"/>
+        <w:jc w:val="center"/>
+      </w:pPr>
+      <w:r>
+        <w:drawing>
+          <wp:inline xmlns:wp="http://schemas.openxmlformats.org/drawingml/2006/wordprocessingDrawing" distT="0" distB="0" distL="0" distR="0">
+            <wp:extent cx="5760000" cy="4411915"/>
+            <wp:effectExtent l="0" t="0" r="0" b="0"/>
+            <wp:docPr id="1005" name="Picture 1005"/>
+            <wp:cNvGraphicFramePr/>
+            <a:graphic xmlns:a="http://schemas.openxmlformats.org/drawingml/2006/main">
+              <a:graphicData uri="http://schemas.openxmlformats.org/drawingml/2006/picture">
+                <pic:pic xmlns:pic="http://schemas.openxmlformats.org/drawingml/2006/picture">
+                  <pic:nvPicPr>
+                    <pic:cNvPr id="1005" name="04-preview.png"/>
+                    <pic:cNvPicPr/>
+                  </pic:nvPicPr>
+                  <pic:blipFill>
+                    <a:blip xmlns:r="http://schemas.openxmlformats.org/officeDocument/2006/relationships" r:embed="rId105"/>
+                    <a:stretch>
+                      <a:fillRect/>
+                    </a:stretch>
+                  </pic:blipFill>
+                  <pic:spPr>
+                    <a:xfrm>
+                      <a:off x="0" y="0"/>
+                      <a:ext cx="5760000" cy="4411915"/>
+                    </a:xfrm>
+                    <a:prstGeom prst="rect">
+                      <a:avLst/>
+                    </a:prstGeom>
+                  </pic:spPr>
+                </pic:pic>
+              </a:graphicData>
+            </a:graphic>
+          </wp:inline>
+        </w:drawing>
+      </w:r>
+    </w:p>
+    <w:p>
+      <w:pPr>
+        <w:spacing w:after="100" w:line="240" w:lineRule="auto"/>
+        <w:rPr>
+          <w:i/>
+        </w:rPr>
+      </w:pPr>
+      <w:r>
+        <w:rPr>
+          <w:i/>
+        </w:rPr>
+        <w:t xml:space="preserve">Die Vorschau vor dem Schreiben. Links, was auf dem Spiegel fehlt, rechts, was auf dem Hauptserver fehlt; unten die Zeitachse der markierten Messstelle. </w:t>
+      </w:r>
+      <w:r>
+        <w:rPr>
+          <w:b/>
+        </w:rPr>
+        <w:t xml:space="preserve">1</w:t>
+      </w:r>
+      <w:r>
+        <w:rPr>
+          <w:i/>
+        </w:rPr>
+        <w:t xml:space="preserve"> startet die Wiederherstellung, </w:t>
+      </w:r>
+      <w:r>
+        <w:rPr>
+          <w:b/>
+        </w:rPr>
+        <w:t xml:space="preserve">2</w:t>
+      </w:r>
+      <w:r>
+        <w:rPr>
+          <w:i/>
+        </w:rPr>
+        <w:t xml:space="preserve"> bricht ohne jede Änderung ab.</w:t>
+      </w:r>
+    </w:p>
+    <w:p>
+      <w:pPr>
         <w:ind w:left="454" w:hanging="227"/>
         <w:spacing w:after="60"/>
       </w:pPr>
@@ -2754,6 +2834,94 @@
       </w:r>
       <w:r>
         <w:t xml:space="preserve"> listet jede durchgeführte Wiederherstellung auf: wann, in welche Richtung, wie viele Messwerte, und ob sie inzwischen rückgängig gemacht wurde.</w:t>
+      </w:r>
+    </w:p>
+    <w:p>
+      <w:pPr>
+        <w:keepNext/>
+        <w:spacing w:before="80" w:after="20"/>
+        <w:jc w:val="center"/>
+      </w:pPr>
+      <w:r>
+        <w:drawing>
+          <wp:inline xmlns:wp="http://schemas.openxmlformats.org/drawingml/2006/wordprocessingDrawing" distT="0" distB="0" distL="0" distR="0">
+            <wp:extent cx="5760000" cy="3482791"/>
+            <wp:effectExtent l="0" t="0" r="0" b="0"/>
+            <wp:docPr id="1006" name="Picture 1006"/>
+            <wp:cNvGraphicFramePr/>
+            <a:graphic xmlns:a="http://schemas.openxmlformats.org/drawingml/2006/main">
+              <a:graphicData uri="http://schemas.openxmlformats.org/drawingml/2006/picture">
+                <pic:pic xmlns:pic="http://schemas.openxmlformats.org/drawingml/2006/picture">
+                  <pic:nvPicPr>
+                    <pic:cNvPr id="1006" name="05-history.png"/>
+                    <pic:cNvPicPr/>
+                  </pic:nvPicPr>
+                  <pic:blipFill>
+                    <a:blip xmlns:r="http://schemas.openxmlformats.org/officeDocument/2006/relationships" r:embed="rId106"/>
+                    <a:stretch>
+                      <a:fillRect/>
+                    </a:stretch>
+                  </pic:blipFill>
+                  <pic:spPr>
+                    <a:xfrm>
+                      <a:off x="0" y="0"/>
+                      <a:ext cx="5760000" cy="3482791"/>
+                    </a:xfrm>
+                    <a:prstGeom prst="rect">
+                      <a:avLst/>
+                    </a:prstGeom>
+                  </pic:spPr>
+                </pic:pic>
+              </a:graphicData>
+            </a:graphic>
+          </wp:inline>
+        </w:drawing>
+      </w:r>
+    </w:p>
+    <w:p>
+      <w:pPr>
+        <w:spacing w:after="100" w:line="240" w:lineRule="auto"/>
+        <w:rPr>
+          <w:i/>
+        </w:rPr>
+      </w:pPr>
+      <w:r>
+        <w:rPr>
+          <w:i/>
+        </w:rPr>
+        <w:t xml:space="preserve">Der Reparaturverlauf, hier noch ohne Einträge. Rückgängig ist doppelt gesichert: erst *</w:t>
+      </w:r>
+      <w:r>
+        <w:rPr>
+          <w:i/>
+        </w:rPr>
+        <w:t xml:space="preserve">1</w:t>
+      </w:r>
+    </w:p>
+    <w:p>
+      <w:pPr>
+        <w:spacing w:after="100" w:line="240" w:lineRule="auto"/>
+      </w:pPr>
+      <w:r>
+        <w:t xml:space="preserve">freigeben, dann </w:t>
+      </w:r>
+      <w:r>
+        <w:rPr>
+          <w:b/>
+        </w:rPr>
+        <w:t xml:space="preserve">2</w:t>
+      </w:r>
+      <w:r>
+        <w:t xml:space="preserve"> ausführen; </w:t>
+      </w:r>
+      <w:r>
+        <w:rPr>
+          <w:b/>
+        </w:rPr>
+        <w:t xml:space="preserve">3</w:t>
+      </w:r>
+      <w:r>
+        <w:t xml:space="preserve"> öffnet den Bericht des ausgewählten Laufs.*</w:t>
       </w:r>
     </w:p>
     <w:p>
